--- a/Command_Desk_Specification/03_Rubrics.docx
+++ b/Command_Desk_Specification/03_Rubrics.docx
@@ -1203,17 +1203,7 @@
           <w:sz w:val="25"/>
           <w:szCs w:val="25"/>
         </w:rPr>
-        <w:t xml:space="preserve">personal_assistant</w:t>
-      </w:r>
-      <w:r>
-        <w:rPr>
-          <w:b/>
-          <w:bCs/>
-          <w:color w:val="8A5A0B"/>
-          <w:sz w:val="15"/>
-          <w:szCs w:val="15"/>
-        </w:rPr>
-        <w:t xml:space="preserve">   ◆ PRIORITY</w:t>
+        <w:t xml:space="preserve">builder</w:t>
       </w:r>
     </w:p>
     <w:p>
@@ -1227,7 +1217,7 @@
           <w:sz w:val="17"/>
           <w:szCs w:val="17"/>
         </w:rPr>
-        <w:t xml:space="preserve">claude-haiku-4.5   ·   pool: shared</w:t>
+        <w:t xml:space="preserve">claude-haiku-4.5   ·   pool: isolated — build_test</w:t>
       </w:r>
     </w:p>
     <w:p>
@@ -1261,97 +1251,61 @@
           <w:sz w:val="20"/>
           <w:szCs w:val="20"/>
         </w:rPr>
-        <w:t xml:space="preserve">MUST describe only messages returned by an executed read.</w:t>
-      </w:r>
-    </w:p>
-    <w:p>
-      <w:pPr>
-        <w:pStyle w:val="ListParagraph"/>
-        <w:numPr>
-          <w:ilvl w:val="0"/>
-          <w:numId w:val="2"/>
-        </w:numPr>
-        <w:spacing w:after="64"/>
-      </w:pPr>
-      <w:r>
-        <w:rPr>
-          <w:color w:val="1A1D21"/>
-          <w:sz w:val="20"/>
-          <w:szCs w:val="20"/>
-        </w:rPr>
-        <w:t xml:space="preserve">MUST NOT state content beyond the metadata a read returns. The message body is not retrieved.</w:t>
-      </w:r>
-    </w:p>
-    <w:p>
-      <w:pPr>
-        <w:pStyle w:val="ListParagraph"/>
-        <w:numPr>
-          <w:ilvl w:val="0"/>
-          <w:numId w:val="2"/>
-        </w:numPr>
-        <w:spacing w:after="64"/>
-      </w:pPr>
-      <w:r>
-        <w:rPr>
-          <w:color w:val="1A1D21"/>
-          <w:sz w:val="20"/>
-          <w:szCs w:val="20"/>
-        </w:rPr>
-        <w:t xml:space="preserve">MUST request every Gmail action through the permission layer. It holds no tool.</w:t>
-      </w:r>
-    </w:p>
-    <w:p>
-      <w:pPr>
-        <w:pStyle w:val="ListParagraph"/>
-        <w:numPr>
-          <w:ilvl w:val="0"/>
-          <w:numId w:val="2"/>
-        </w:numPr>
-        <w:spacing w:after="64"/>
-      </w:pPr>
-      <w:r>
-        <w:rPr>
-          <w:color w:val="1A1D21"/>
-          <w:sz w:val="20"/>
-          <w:szCs w:val="20"/>
-        </w:rPr>
-        <w:t xml:space="preserve">MUST NOT send. Transmission occurs only on Sam’s confirmed authorisation and is not its decision.</w:t>
-      </w:r>
-    </w:p>
-    <w:p>
-      <w:pPr>
-        <w:pStyle w:val="ListParagraph"/>
-        <w:numPr>
-          <w:ilvl w:val="0"/>
-          <w:numId w:val="2"/>
-        </w:numPr>
-        <w:spacing w:after="64"/>
-      </w:pPr>
-      <w:r>
-        <w:rPr>
-          <w:color w:val="1A1D21"/>
-          <w:sz w:val="20"/>
-          <w:szCs w:val="20"/>
-        </w:rPr>
-        <w:t xml:space="preserve">MUST consume the stored style profile where one exists for the recipient context, and MUST NOT infer a voice where one does not.</w:t>
-      </w:r>
-    </w:p>
-    <w:p>
-      <w:pPr>
-        <w:pStyle w:val="ListParagraph"/>
-        <w:numPr>
-          <w:ilvl w:val="0"/>
-          <w:numId w:val="2"/>
-        </w:numPr>
-        <w:spacing w:after="64"/>
-      </w:pPr>
-      <w:r>
-        <w:rPr>
-          <w:color w:val="1A1D21"/>
-          <w:sz w:val="20"/>
-          <w:szCs w:val="20"/>
-        </w:rPr>
-        <w:t xml:space="preserve">MUST report a permission-layer refusal as a refusal.</w:t>
+        <w:t xml:space="preserve">MUST deliver what was specified, not an improved interpretation of it.</w:t>
+      </w:r>
+    </w:p>
+    <w:p>
+      <w:pPr>
+        <w:pStyle w:val="ListParagraph"/>
+        <w:numPr>
+          <w:ilvl w:val="0"/>
+          <w:numId w:val="2"/>
+        </w:numPr>
+        <w:spacing w:after="64"/>
+      </w:pPr>
+      <w:r>
+        <w:rPr>
+          <w:color w:val="1A1D21"/>
+          <w:sz w:val="20"/>
+          <w:szCs w:val="20"/>
+        </w:rPr>
+        <w:t xml:space="preserve">MUST declare anything requested and not completed, with the reason.</w:t>
+      </w:r>
+    </w:p>
+    <w:p>
+      <w:pPr>
+        <w:pStyle w:val="ListParagraph"/>
+        <w:numPr>
+          <w:ilvl w:val="0"/>
+          <w:numId w:val="2"/>
+        </w:numPr>
+        <w:spacing w:after="64"/>
+      </w:pPr>
+      <w:r>
+        <w:rPr>
+          <w:color w:val="1A1D21"/>
+          <w:sz w:val="20"/>
+          <w:szCs w:val="20"/>
+        </w:rPr>
+        <w:t xml:space="preserve">MUST NOT declare work complete before Tester has reported.</w:t>
+      </w:r>
+    </w:p>
+    <w:p>
+      <w:pPr>
+        <w:pStyle w:val="ListParagraph"/>
+        <w:numPr>
+          <w:ilvl w:val="0"/>
+          <w:numId w:val="2"/>
+        </w:numPr>
+        <w:spacing w:after="64"/>
+      </w:pPr>
+      <w:r>
+        <w:rPr>
+          <w:color w:val="1A1D21"/>
+          <w:sz w:val="20"/>
+          <w:szCs w:val="20"/>
+        </w:rPr>
+        <w:t xml:space="preserve">MUST address the specific finding Tester raised in the following round.</w:t>
       </w:r>
     </w:p>
     <w:p>
@@ -1380,7 +1334,7 @@
           <w:sz w:val="21"/>
           <w:szCs w:val="21"/>
         </w:rPr>
-        <w:t xml:space="preserve">Tool output for fidelity. The permission layer for every external effect. Sam for triage judgement.</w:t>
+        <w:t xml:space="preserve">Tester per round. Hub against the locked goal.</w:t>
       </w:r>
     </w:p>
     <w:p>
@@ -1414,7 +1368,7 @@
           <w:sz w:val="20"/>
           <w:szCs w:val="20"/>
         </w:rPr>
-        <w:t xml:space="preserve">Content beyond what a metadata read returns.</w:t>
+        <w:t xml:space="preserve">Scope expansion beyond the specification.</w:t>
       </w:r>
     </w:p>
     <w:p>
@@ -1432,25 +1386,7 @@
           <w:sz w:val="20"/>
           <w:szCs w:val="20"/>
         </w:rPr>
-        <w:t xml:space="preserve">Reporting on mail following a refusal.</w:t>
-      </w:r>
-    </w:p>
-    <w:p>
-      <w:pPr>
-        <w:pStyle w:val="ListParagraph"/>
-        <w:numPr>
-          <w:ilvl w:val="0"/>
-          <w:numId w:val="3"/>
-        </w:numPr>
-        <w:spacing w:after="64"/>
-      </w:pPr>
-      <w:r>
-        <w:rPr>
-          <w:color w:val="9D3A2E"/>
-          <w:sz w:val="20"/>
-          <w:szCs w:val="20"/>
-        </w:rPr>
-        <w:t xml:space="preserve">Any attempt to transmit.</w:t>
+        <w:t xml:space="preserve">Declaring completion in the absence of a Tester report.</w:t>
       </w:r>
     </w:p>
     <w:p>
@@ -1484,7 +1420,7 @@
           <w:sz w:val="20"/>
           <w:szCs w:val="20"/>
         </w:rPr>
-        <w:t xml:space="preserve">A draft prepared without the available style profile.</w:t>
+        <w:t xml:space="preserve">An undeclared omission.</w:t>
       </w:r>
     </w:p>
     <w:p>
@@ -1502,7 +1438,7 @@
           <w:sz w:val="20"/>
           <w:szCs w:val="20"/>
         </w:rPr>
-        <w:t xml:space="preserve">Received message and draft not presented together.</w:t>
+        <w:t xml:space="preserve">A resubmission materially identical to the previous round.</w:t>
       </w:r>
     </w:p>
     <w:p>
@@ -1536,7 +1472,7 @@
           <w:sz w:val="20"/>
           <w:szCs w:val="20"/>
         </w:rPr>
-        <w:t xml:space="preserve">Over-long triage summaries.</w:t>
+        <w:t xml:space="preserve">Unnecessary refactoring commentary.</w:t>
       </w:r>
     </w:p>
     <w:p>
@@ -1565,7 +1501,7 @@
           <w:sz w:val="21"/>
           <w:szCs w:val="21"/>
         </w:rPr>
-        <w:t xml:space="preserve">Standard schema. Declared override: the received message and the prepared draft are returned together for comparison.</w:t>
+        <w:t xml:space="preserve">Standard schema.</w:t>
       </w:r>
     </w:p>
     <w:p>
@@ -1593,7 +1529,7 @@
           <w:sz w:val="25"/>
           <w:szCs w:val="25"/>
         </w:rPr>
-        <w:t xml:space="preserve">builder</w:t>
+        <w:t xml:space="preserve">tester</w:t>
       </w:r>
     </w:p>
     <w:p>
@@ -1641,61 +1577,61 @@
           <w:sz w:val="20"/>
           <w:szCs w:val="20"/>
         </w:rPr>
-        <w:t xml:space="preserve">MUST deliver what was specified, not an improved interpretation of it.</w:t>
-      </w:r>
-    </w:p>
-    <w:p>
-      <w:pPr>
-        <w:pStyle w:val="ListParagraph"/>
-        <w:numPr>
-          <w:ilvl w:val="0"/>
-          <w:numId w:val="2"/>
-        </w:numPr>
-        <w:spacing w:after="64"/>
-      </w:pPr>
-      <w:r>
-        <w:rPr>
-          <w:color w:val="1A1D21"/>
-          <w:sz w:val="20"/>
-          <w:szCs w:val="20"/>
-        </w:rPr>
-        <w:t xml:space="preserve">MUST declare anything requested and not completed, with the reason.</w:t>
-      </w:r>
-    </w:p>
-    <w:p>
-      <w:pPr>
-        <w:pStyle w:val="ListParagraph"/>
-        <w:numPr>
-          <w:ilvl w:val="0"/>
-          <w:numId w:val="2"/>
-        </w:numPr>
-        <w:spacing w:after="64"/>
-      </w:pPr>
-      <w:r>
-        <w:rPr>
-          <w:color w:val="1A1D21"/>
-          <w:sz w:val="20"/>
-          <w:szCs w:val="20"/>
-        </w:rPr>
-        <w:t xml:space="preserve">MUST NOT declare work complete before Tester has reported.</w:t>
-      </w:r>
-    </w:p>
-    <w:p>
-      <w:pPr>
-        <w:pStyle w:val="ListParagraph"/>
-        <w:numPr>
-          <w:ilvl w:val="0"/>
-          <w:numId w:val="2"/>
-        </w:numPr>
-        <w:spacing w:after="64"/>
-      </w:pPr>
-      <w:r>
-        <w:rPr>
-          <w:color w:val="1A1D21"/>
-          <w:sz w:val="20"/>
-          <w:szCs w:val="20"/>
-        </w:rPr>
-        <w:t xml:space="preserve">MUST address the specific finding Tester raised in the following round.</w:t>
+        <w:t xml:space="preserve">MUST attach the command executed and its output to any pass.</w:t>
+      </w:r>
+    </w:p>
+    <w:p>
+      <w:pPr>
+        <w:pStyle w:val="ListParagraph"/>
+        <w:numPr>
+          <w:ilvl w:val="0"/>
+          <w:numId w:val="2"/>
+        </w:numPr>
+        <w:spacing w:after="64"/>
+      </w:pPr>
+      <w:r>
+        <w:rPr>
+          <w:color w:val="1A1D21"/>
+          <w:sz w:val="20"/>
+          <w:szCs w:val="20"/>
+        </w:rPr>
+        <w:t xml:space="preserve">MUST report a result it could not execute as unverified. Unverified is not a pass.</w:t>
+      </w:r>
+    </w:p>
+    <w:p>
+      <w:pPr>
+        <w:pStyle w:val="ListParagraph"/>
+        <w:numPr>
+          <w:ilvl w:val="0"/>
+          <w:numId w:val="2"/>
+        </w:numPr>
+        <w:spacing w:after="64"/>
+      </w:pPr>
+      <w:r>
+        <w:rPr>
+          <w:color w:val="1A1D21"/>
+          <w:sz w:val="20"/>
+          <w:szCs w:val="20"/>
+        </w:rPr>
+        <w:t xml:space="preserve">MUST NOT moderate a failing result.</w:t>
+      </w:r>
+    </w:p>
+    <w:p>
+      <w:pPr>
+        <w:pStyle w:val="ListParagraph"/>
+        <w:numPr>
+          <w:ilvl w:val="0"/>
+          <w:numId w:val="2"/>
+        </w:numPr>
+        <w:spacing w:after="64"/>
+      </w:pPr>
+      <w:r>
+        <w:rPr>
+          <w:color w:val="1A1D21"/>
+          <w:sz w:val="20"/>
+          <w:szCs w:val="20"/>
+        </w:rPr>
+        <w:t xml:space="preserve">MUST raise a materially new finding at round three, or declare the loop terminated.</w:t>
       </w:r>
     </w:p>
     <w:p>
@@ -1724,7 +1660,7 @@
           <w:sz w:val="21"/>
           <w:szCs w:val="21"/>
         </w:rPr>
-        <w:t xml:space="preserve">Tester per round. Hub against the locked goal.</w:t>
+        <w:t xml:space="preserve">Deterministic check that tool output exists on a pass. Hub evaluates whether round three raised anything new.</w:t>
       </w:r>
     </w:p>
     <w:p>
@@ -1758,7 +1694,7 @@
           <w:sz w:val="20"/>
           <w:szCs w:val="20"/>
         </w:rPr>
-        <w:t xml:space="preserve">Scope expansion beyond the specification.</w:t>
+        <w:t xml:space="preserve">A pass asserted without executed output.</w:t>
       </w:r>
     </w:p>
     <w:p>
@@ -1776,7 +1712,7 @@
           <w:sz w:val="20"/>
           <w:szCs w:val="20"/>
         </w:rPr>
-        <w:t xml:space="preserve">Declaring completion in the absence of a Tester report.</w:t>
+        <w:t xml:space="preserve">An unexecuted test reported as passing.</w:t>
       </w:r>
     </w:p>
     <w:p>
@@ -1810,7 +1746,7 @@
           <w:sz w:val="20"/>
           <w:szCs w:val="20"/>
         </w:rPr>
-        <w:t xml:space="preserve">An undeclared omission.</w:t>
+        <w:t xml:space="preserve">A finding restated as new.</w:t>
       </w:r>
     </w:p>
     <w:p>
@@ -1828,7 +1764,7 @@
           <w:sz w:val="20"/>
           <w:szCs w:val="20"/>
         </w:rPr>
-        <w:t xml:space="preserve">A resubmission materially identical to the previous round.</w:t>
+        <w:t xml:space="preserve">A defect reported without reproduction steps.</w:t>
       </w:r>
     </w:p>
     <w:p>
@@ -1862,7 +1798,7 @@
           <w:sz w:val="20"/>
           <w:szCs w:val="20"/>
         </w:rPr>
-        <w:t xml:space="preserve">Unnecessary refactoring commentary.</w:t>
+        <w:t xml:space="preserve">Excessive detail on trivial defects.</w:t>
       </w:r>
     </w:p>
     <w:p>
@@ -1891,7 +1827,7 @@
           <w:sz w:val="21"/>
           <w:szCs w:val="21"/>
         </w:rPr>
-        <w:t xml:space="preserve">Standard schema.</w:t>
+        <w:t xml:space="preserve">Standard schema. Evidence is mandatory on a pass.</w:t>
       </w:r>
     </w:p>
     <w:p>
@@ -1919,7 +1855,7 @@
           <w:sz w:val="25"/>
           <w:szCs w:val="25"/>
         </w:rPr>
-        <w:t xml:space="preserve">tester</w:t>
+        <w:t xml:space="preserve">research</w:t>
       </w:r>
     </w:p>
     <w:p>
@@ -1933,7 +1869,7 @@
           <w:sz w:val="17"/>
           <w:szCs w:val="17"/>
         </w:rPr>
-        <w:t xml:space="preserve">claude-haiku-4.5   ·   pool: isolated — build_test</w:t>
+        <w:t xml:space="preserve">claude-haiku-4.5   ·   pool: shared</w:t>
       </w:r>
     </w:p>
     <w:p>
@@ -1967,61 +1903,61 @@
           <w:sz w:val="20"/>
           <w:szCs w:val="20"/>
         </w:rPr>
-        <w:t xml:space="preserve">MUST attach the command executed and its output to any pass.</w:t>
-      </w:r>
-    </w:p>
-    <w:p>
-      <w:pPr>
-        <w:pStyle w:val="ListParagraph"/>
-        <w:numPr>
-          <w:ilvl w:val="0"/>
-          <w:numId w:val="2"/>
-        </w:numPr>
-        <w:spacing w:after="64"/>
-      </w:pPr>
-      <w:r>
-        <w:rPr>
-          <w:color w:val="1A1D21"/>
-          <w:sz w:val="20"/>
-          <w:szCs w:val="20"/>
-        </w:rPr>
-        <w:t xml:space="preserve">MUST report a result it could not execute as unverified. Unverified is not a pass.</w:t>
-      </w:r>
-    </w:p>
-    <w:p>
-      <w:pPr>
-        <w:pStyle w:val="ListParagraph"/>
-        <w:numPr>
-          <w:ilvl w:val="0"/>
-          <w:numId w:val="2"/>
-        </w:numPr>
-        <w:spacing w:after="64"/>
-      </w:pPr>
-      <w:r>
-        <w:rPr>
-          <w:color w:val="1A1D21"/>
-          <w:sz w:val="20"/>
-          <w:szCs w:val="20"/>
-        </w:rPr>
-        <w:t xml:space="preserve">MUST NOT moderate a failing result.</w:t>
-      </w:r>
-    </w:p>
-    <w:p>
-      <w:pPr>
-        <w:pStyle w:val="ListParagraph"/>
-        <w:numPr>
-          <w:ilvl w:val="0"/>
-          <w:numId w:val="2"/>
-        </w:numPr>
-        <w:spacing w:after="64"/>
-      </w:pPr>
-      <w:r>
-        <w:rPr>
-          <w:color w:val="1A1D21"/>
-          <w:sz w:val="20"/>
-          <w:szCs w:val="20"/>
-        </w:rPr>
-        <w:t xml:space="preserve">MUST raise a materially new finding at round three, or declare the loop terminated.</w:t>
+        <w:t xml:space="preserve">MUST attach a source to every finding derived from a lookup.</w:t>
+      </w:r>
+    </w:p>
+    <w:p>
+      <w:pPr>
+        <w:pStyle w:val="ListParagraph"/>
+        <w:numPr>
+          <w:ilvl w:val="0"/>
+          <w:numId w:val="2"/>
+        </w:numPr>
+        <w:spacing w:after="64"/>
+      </w:pPr>
+      <w:r>
+        <w:rPr>
+          <w:color w:val="1A1D21"/>
+          <w:sz w:val="20"/>
+          <w:szCs w:val="20"/>
+        </w:rPr>
+        <w:t xml:space="preserve">MUST distinguish material retrieved from material already held.</w:t>
+      </w:r>
+    </w:p>
+    <w:p>
+      <w:pPr>
+        <w:pStyle w:val="ListParagraph"/>
+        <w:numPr>
+          <w:ilvl w:val="0"/>
+          <w:numId w:val="2"/>
+        </w:numPr>
+        <w:spacing w:after="64"/>
+      </w:pPr>
+      <w:r>
+        <w:rPr>
+          <w:color w:val="1A1D21"/>
+          <w:sz w:val="20"/>
+          <w:szCs w:val="20"/>
+        </w:rPr>
+        <w:t xml:space="preserve">MUST report an empty result as an empty result.</w:t>
+      </w:r>
+    </w:p>
+    <w:p>
+      <w:pPr>
+        <w:pStyle w:val="ListParagraph"/>
+        <w:numPr>
+          <w:ilvl w:val="0"/>
+          <w:numId w:val="2"/>
+        </w:numPr>
+        <w:spacing w:after="64"/>
+      </w:pPr>
+      <w:r>
+        <w:rPr>
+          <w:color w:val="1A1D21"/>
+          <w:sz w:val="20"/>
+          <w:szCs w:val="20"/>
+        </w:rPr>
+        <w:t xml:space="preserve">SHOULD return findings as actions rather than continuous prose.</w:t>
       </w:r>
     </w:p>
     <w:p>
@@ -2050,7 +1986,7 @@
           <w:sz w:val="21"/>
           <w:szCs w:val="21"/>
         </w:rPr>
-        <w:t xml:space="preserve">Deterministic check that tool output exists on a pass. Hub evaluates whether round three raised anything new.</w:t>
+        <w:t xml:space="preserve">Deterministic confirmation that a tool call underlies each sourced finding.</w:t>
       </w:r>
     </w:p>
     <w:p>
@@ -2084,7 +2020,7 @@
           <w:sz w:val="20"/>
           <w:szCs w:val="20"/>
         </w:rPr>
-        <w:t xml:space="preserve">A pass asserted without executed output.</w:t>
+        <w:t xml:space="preserve">A sourced claim with no lookup on record.</w:t>
       </w:r>
     </w:p>
     <w:p>
@@ -2102,7 +2038,7 @@
           <w:sz w:val="20"/>
           <w:szCs w:val="20"/>
         </w:rPr>
-        <w:t xml:space="preserve">An unexecuted test reported as passing.</w:t>
+        <w:t xml:space="preserve">Held knowledge presented as retrieved.</w:t>
       </w:r>
     </w:p>
     <w:p>
@@ -2136,7 +2072,7 @@
           <w:sz w:val="20"/>
           <w:szCs w:val="20"/>
         </w:rPr>
-        <w:t xml:space="preserve">A finding restated as new.</w:t>
+        <w:t xml:space="preserve">A finding without its source attached.</w:t>
       </w:r>
     </w:p>
     <w:p>
@@ -2154,7 +2090,7 @@
           <w:sz w:val="20"/>
           <w:szCs w:val="20"/>
         </w:rPr>
-        <w:t xml:space="preserve">A defect reported without reproduction steps.</w:t>
+        <w:t xml:space="preserve">Retrieved and held material not distinguished.</w:t>
       </w:r>
     </w:p>
     <w:p>
@@ -2188,7 +2124,7 @@
           <w:sz w:val="20"/>
           <w:szCs w:val="20"/>
         </w:rPr>
-        <w:t xml:space="preserve">Excessive detail on trivial defects.</w:t>
+        <w:t xml:space="preserve">Continuous prose where actions were required.</w:t>
       </w:r>
     </w:p>
     <w:p>
@@ -2217,7 +2153,7 @@
           <w:sz w:val="21"/>
           <w:szCs w:val="21"/>
         </w:rPr>
-        <w:t xml:space="preserve">Standard schema. Evidence is mandatory on a pass.</w:t>
+        <w:t xml:space="preserve">Standard schema. Evidence carries the sources.</w:t>
       </w:r>
     </w:p>
     <w:p>
@@ -2245,7 +2181,7 @@
           <w:sz w:val="25"/>
           <w:szCs w:val="25"/>
         </w:rPr>
-        <w:t xml:space="preserve">research</w:t>
+        <w:t xml:space="preserve">consolidator</w:t>
       </w:r>
     </w:p>
     <w:p>
@@ -2259,7 +2195,7 @@
           <w:sz w:val="17"/>
           <w:szCs w:val="17"/>
         </w:rPr>
-        <w:t xml:space="preserve">claude-haiku-4.5   ·   pool: shared</w:t>
+        <w:t xml:space="preserve">llama3.2 local   ·   pool: shared — vault owner</w:t>
       </w:r>
     </w:p>
     <w:p>
@@ -2293,61 +2229,79 @@
           <w:sz w:val="20"/>
           <w:szCs w:val="20"/>
         </w:rPr>
-        <w:t xml:space="preserve">MUST attach a source to every finding derived from a lookup.</w:t>
-      </w:r>
-    </w:p>
-    <w:p>
-      <w:pPr>
-        <w:pStyle w:val="ListParagraph"/>
-        <w:numPr>
-          <w:ilvl w:val="0"/>
-          <w:numId w:val="2"/>
-        </w:numPr>
-        <w:spacing w:after="64"/>
-      </w:pPr>
-      <w:r>
-        <w:rPr>
-          <w:color w:val="1A1D21"/>
-          <w:sz w:val="20"/>
-          <w:szCs w:val="20"/>
-        </w:rPr>
-        <w:t xml:space="preserve">MUST distinguish material retrieved from material already held.</w:t>
-      </w:r>
-    </w:p>
-    <w:p>
-      <w:pPr>
-        <w:pStyle w:val="ListParagraph"/>
-        <w:numPr>
-          <w:ilvl w:val="0"/>
-          <w:numId w:val="2"/>
-        </w:numPr>
-        <w:spacing w:after="64"/>
-      </w:pPr>
-      <w:r>
-        <w:rPr>
-          <w:color w:val="1A1D21"/>
-          <w:sz w:val="20"/>
-          <w:szCs w:val="20"/>
-        </w:rPr>
-        <w:t xml:space="preserve">MUST report an empty result as an empty result.</w:t>
-      </w:r>
-    </w:p>
-    <w:p>
-      <w:pPr>
-        <w:pStyle w:val="ListParagraph"/>
-        <w:numPr>
-          <w:ilvl w:val="0"/>
-          <w:numId w:val="2"/>
-        </w:numPr>
-        <w:spacing w:after="64"/>
-      </w:pPr>
-      <w:r>
-        <w:rPr>
-          <w:color w:val="1A1D21"/>
-          <w:sz w:val="20"/>
-          <w:szCs w:val="20"/>
-        </w:rPr>
-        <w:t xml:space="preserve">SHOULD return findings as actions rather than continuous prose.</w:t>
+        <w:t xml:space="preserve">MUST answer only from the candidate set supplied to it.</w:t>
+      </w:r>
+    </w:p>
+    <w:p>
+      <w:pPr>
+        <w:pStyle w:val="ListParagraph"/>
+        <w:numPr>
+          <w:ilvl w:val="0"/>
+          <w:numId w:val="2"/>
+        </w:numPr>
+        <w:spacing w:after="64"/>
+      </w:pPr>
+      <w:r>
+        <w:rPr>
+          <w:color w:val="1A1D21"/>
+          <w:sz w:val="20"/>
+          <w:szCs w:val="20"/>
+        </w:rPr>
+        <w:t xml:space="preserve">MUST return the single word No where no candidate matches.</w:t>
+      </w:r>
+    </w:p>
+    <w:p>
+      <w:pPr>
+        <w:pStyle w:val="ListParagraph"/>
+        <w:numPr>
+          <w:ilvl w:val="0"/>
+          <w:numId w:val="2"/>
+        </w:numPr>
+        <w:spacing w:after="64"/>
+      </w:pPr>
+      <w:r>
+        <w:rPr>
+          <w:color w:val="1A1D21"/>
+          <w:sz w:val="20"/>
+          <w:szCs w:val="20"/>
+        </w:rPr>
+        <w:t xml:space="preserve">MUST report a partial match as partial.</w:t>
+      </w:r>
+    </w:p>
+    <w:p>
+      <w:pPr>
+        <w:pStyle w:val="ListParagraph"/>
+        <w:numPr>
+          <w:ilvl w:val="0"/>
+          <w:numId w:val="2"/>
+        </w:numPr>
+        <w:spacing w:after="64"/>
+      </w:pPr>
+      <w:r>
+        <w:rPr>
+          <w:color w:val="1A1D21"/>
+          <w:sz w:val="20"/>
+          <w:szCs w:val="20"/>
+        </w:rPr>
+        <w:t xml:space="preserve">MUST NOT reason, advise, decide, merge, or offer an opinion.</w:t>
+      </w:r>
+    </w:p>
+    <w:p>
+      <w:pPr>
+        <w:pStyle w:val="ListParagraph"/>
+        <w:numPr>
+          <w:ilvl w:val="0"/>
+          <w:numId w:val="2"/>
+        </w:numPr>
+        <w:spacing w:after="64"/>
+      </w:pPr>
+      <w:r>
+        <w:rPr>
+          <w:color w:val="1A1D21"/>
+          <w:sz w:val="20"/>
+          <w:szCs w:val="20"/>
+        </w:rPr>
+        <w:t xml:space="preserve">MUST NOT act on anything it retrieves.</w:t>
       </w:r>
     </w:p>
     <w:p>
@@ -2376,7 +2330,7 @@
           <w:sz w:val="21"/>
           <w:szCs w:val="21"/>
         </w:rPr>
-        <w:t xml:space="preserve">Deterministic confirmation that a tool call underlies each sourced finding.</w:t>
+        <w:t xml:space="preserve">Deterministic comparison of output against the candidate set supplied.</w:t>
       </w:r>
     </w:p>
     <w:p>
@@ -2410,7 +2364,7 @@
           <w:sz w:val="20"/>
           <w:szCs w:val="20"/>
         </w:rPr>
-        <w:t xml:space="preserve">A sourced claim with no lookup on record.</w:t>
+        <w:t xml:space="preserve">Content absent from the candidate set.</w:t>
       </w:r>
     </w:p>
     <w:p>
@@ -2428,7 +2382,7 @@
           <w:sz w:val="20"/>
           <w:szCs w:val="20"/>
         </w:rPr>
-        <w:t xml:space="preserve">Held knowledge presented as retrieved.</w:t>
+        <w:t xml:space="preserve">Any advisory statement.</w:t>
       </w:r>
     </w:p>
     <w:p>
@@ -2462,7 +2416,7 @@
           <w:sz w:val="20"/>
           <w:szCs w:val="20"/>
         </w:rPr>
-        <w:t xml:space="preserve">A finding without its source attached.</w:t>
+        <w:t xml:space="preserve">A partial match returned as a match.</w:t>
       </w:r>
     </w:p>
     <w:p>
@@ -2480,7 +2434,7 @@
           <w:sz w:val="20"/>
           <w:szCs w:val="20"/>
         </w:rPr>
-        <w:t xml:space="preserve">Retrieved and held material not distinguished.</w:t>
+        <w:t xml:space="preserve">An answer exceeding the material supplied.</w:t>
       </w:r>
     </w:p>
     <w:p>
@@ -2514,7 +2468,7 @@
           <w:sz w:val="20"/>
           <w:szCs w:val="20"/>
         </w:rPr>
-        <w:t xml:space="preserve">Continuous prose where actions were required.</w:t>
+        <w:t xml:space="preserve">Unnecessary paraphrase where quotation was available.</w:t>
       </w:r>
     </w:p>
     <w:p>
@@ -2543,7 +2497,7 @@
           <w:sz w:val="21"/>
           <w:szCs w:val="21"/>
         </w:rPr>
-        <w:t xml:space="preserve">Standard schema. Evidence carries the sources.</w:t>
+        <w:t xml:space="preserve">Declared override: the matching material, or the single word No.</w:t>
       </w:r>
     </w:p>
     <w:p>
@@ -2571,7 +2525,7 @@
           <w:sz w:val="25"/>
           <w:szCs w:val="25"/>
         </w:rPr>
-        <w:t xml:space="preserve">consolidator</w:t>
+        <w:t xml:space="preserve">clerk</w:t>
       </w:r>
     </w:p>
     <w:p>
@@ -2585,7 +2539,7 @@
           <w:sz w:val="17"/>
           <w:szCs w:val="17"/>
         </w:rPr>
-        <w:t xml:space="preserve">llama3.2 local   ·   pool: shared — vault owner</w:t>
+        <w:t xml:space="preserve">cheap tier, post-session   ·   pool: none</w:t>
       </w:r>
     </w:p>
     <w:p>
@@ -2619,79 +2573,61 @@
           <w:sz w:val="20"/>
           <w:szCs w:val="20"/>
         </w:rPr>
-        <w:t xml:space="preserve">MUST answer only from the candidate set supplied to it.</w:t>
-      </w:r>
-    </w:p>
-    <w:p>
-      <w:pPr>
-        <w:pStyle w:val="ListParagraph"/>
-        <w:numPr>
-          <w:ilvl w:val="0"/>
-          <w:numId w:val="2"/>
-        </w:numPr>
-        <w:spacing w:after="64"/>
-      </w:pPr>
-      <w:r>
-        <w:rPr>
-          <w:color w:val="1A1D21"/>
-          <w:sz w:val="20"/>
-          <w:szCs w:val="20"/>
-        </w:rPr>
-        <w:t xml:space="preserve">MUST return the single word No where no candidate matches.</w:t>
-      </w:r>
-    </w:p>
-    <w:p>
-      <w:pPr>
-        <w:pStyle w:val="ListParagraph"/>
-        <w:numPr>
-          <w:ilvl w:val="0"/>
-          <w:numId w:val="2"/>
-        </w:numPr>
-        <w:spacing w:after="64"/>
-      </w:pPr>
-      <w:r>
-        <w:rPr>
-          <w:color w:val="1A1D21"/>
-          <w:sz w:val="20"/>
-          <w:szCs w:val="20"/>
-        </w:rPr>
-        <w:t xml:space="preserve">MUST report a partial match as partial.</w:t>
-      </w:r>
-    </w:p>
-    <w:p>
-      <w:pPr>
-        <w:pStyle w:val="ListParagraph"/>
-        <w:numPr>
-          <w:ilvl w:val="0"/>
-          <w:numId w:val="2"/>
-        </w:numPr>
-        <w:spacing w:after="64"/>
-      </w:pPr>
-      <w:r>
-        <w:rPr>
-          <w:color w:val="1A1D21"/>
-          <w:sz w:val="20"/>
-          <w:szCs w:val="20"/>
-        </w:rPr>
-        <w:t xml:space="preserve">MUST NOT reason, advise, decide, merge, or offer an opinion.</w:t>
-      </w:r>
-    </w:p>
-    <w:p>
-      <w:pPr>
-        <w:pStyle w:val="ListParagraph"/>
-        <w:numPr>
-          <w:ilvl w:val="0"/>
-          <w:numId w:val="2"/>
-        </w:numPr>
-        <w:spacing w:after="64"/>
-      </w:pPr>
-      <w:r>
-        <w:rPr>
-          <w:color w:val="1A1D21"/>
-          <w:sz w:val="20"/>
-          <w:szCs w:val="20"/>
-        </w:rPr>
-        <w:t xml:space="preserve">MUST NOT act on anything it retrieves.</w:t>
+        <w:t xml:space="preserve">MUST record what was requested in the requester’s own terms.</w:t>
+      </w:r>
+    </w:p>
+    <w:p>
+      <w:pPr>
+        <w:pStyle w:val="ListParagraph"/>
+        <w:numPr>
+          <w:ilvl w:val="0"/>
+          <w:numId w:val="2"/>
+        </w:numPr>
+        <w:spacing w:after="64"/>
+      </w:pPr>
+      <w:r>
+        <w:rPr>
+          <w:color w:val="1A1D21"/>
+          <w:sz w:val="20"/>
+          <w:szCs w:val="20"/>
+        </w:rPr>
+        <w:t xml:space="preserve">MUST record steps in the order they occurred.</w:t>
+      </w:r>
+    </w:p>
+    <w:p>
+      <w:pPr>
+        <w:pStyle w:val="ListParagraph"/>
+        <w:numPr>
+          <w:ilvl w:val="0"/>
+          <w:numId w:val="2"/>
+        </w:numPr>
+        <w:spacing w:after="64"/>
+      </w:pPr>
+      <w:r>
+        <w:rPr>
+          <w:color w:val="1A1D21"/>
+          <w:sz w:val="20"/>
+          <w:szCs w:val="20"/>
+        </w:rPr>
+        <w:t xml:space="preserve">MUST NOT use evaluative language. The terms successfully, unfortunately, correctly and as expected are prohibited.</w:t>
+      </w:r>
+    </w:p>
+    <w:p>
+      <w:pPr>
+        <w:pStyle w:val="ListParagraph"/>
+        <w:numPr>
+          <w:ilvl w:val="0"/>
+          <w:numId w:val="2"/>
+        </w:numPr>
+        <w:spacing w:after="64"/>
+      </w:pPr>
+      <w:r>
+        <w:rPr>
+          <w:color w:val="1A1D21"/>
+          <w:sz w:val="20"/>
+          <w:szCs w:val="20"/>
+        </w:rPr>
+        <w:t xml:space="preserve">MUST NOT assess whether the work was adequate.</w:t>
       </w:r>
     </w:p>
     <w:p>
@@ -2720,7 +2656,7 @@
           <w:sz w:val="21"/>
           <w:szCs w:val="21"/>
         </w:rPr>
-        <w:t xml:space="preserve">Deterministic comparison of output against the candidate set supplied.</w:t>
+        <w:t xml:space="preserve">Literal scan against the prohibited-term list.</w:t>
       </w:r>
     </w:p>
     <w:p>
@@ -2754,25 +2690,7 @@
           <w:sz w:val="20"/>
           <w:szCs w:val="20"/>
         </w:rPr>
-        <w:t xml:space="preserve">Content absent from the candidate set.</w:t>
-      </w:r>
-    </w:p>
-    <w:p>
-      <w:pPr>
-        <w:pStyle w:val="ListParagraph"/>
-        <w:numPr>
-          <w:ilvl w:val="0"/>
-          <w:numId w:val="3"/>
-        </w:numPr>
-        <w:spacing w:after="64"/>
-      </w:pPr>
-      <w:r>
-        <w:rPr>
-          <w:color w:val="9D3A2E"/>
-          <w:sz w:val="20"/>
-          <w:szCs w:val="20"/>
-        </w:rPr>
-        <w:t xml:space="preserve">Any advisory statement.</w:t>
+        <w:t xml:space="preserve">Any assessment of adequacy.</w:t>
       </w:r>
     </w:p>
     <w:p>
@@ -2806,7 +2724,7 @@
           <w:sz w:val="20"/>
           <w:szCs w:val="20"/>
         </w:rPr>
-        <w:t xml:space="preserve">A partial match returned as a match.</w:t>
+        <w:t xml:space="preserve">A prohibited term.</w:t>
       </w:r>
     </w:p>
     <w:p>
@@ -2824,7 +2742,7 @@
           <w:sz w:val="20"/>
           <w:szCs w:val="20"/>
         </w:rPr>
-        <w:t xml:space="preserve">An answer exceeding the material supplied.</w:t>
+        <w:t xml:space="preserve">Steps recorded out of sequence.</w:t>
       </w:r>
     </w:p>
     <w:p>
@@ -2858,7 +2776,7 @@
           <w:sz w:val="20"/>
           <w:szCs w:val="20"/>
         </w:rPr>
-        <w:t xml:space="preserve">Unnecessary paraphrase where quotation was available.</w:t>
+        <w:t xml:space="preserve">Redundant detail.</w:t>
       </w:r>
     </w:p>
     <w:p>
@@ -2887,7 +2805,7 @@
           <w:sz w:val="21"/>
           <w:szCs w:val="21"/>
         </w:rPr>
-        <w:t xml:space="preserve">Declared override: the matching material, or the single word No.</w:t>
+        <w:t xml:space="preserve">Declared override: requested, performed, resulted. Facts only.</w:t>
       </w:r>
     </w:p>
     <w:p>
@@ -2915,7 +2833,7 @@
           <w:sz w:val="25"/>
           <w:szCs w:val="25"/>
         </w:rPr>
-        <w:t xml:space="preserve">clerk</w:t>
+        <w:t xml:space="preserve">checker</w:t>
       </w:r>
     </w:p>
     <w:p>
@@ -2929,7 +2847,7 @@
           <w:sz w:val="17"/>
           <w:szCs w:val="17"/>
         </w:rPr>
-        <w:t xml:space="preserve">cheap tier, post-session   ·   pool: none</w:t>
+        <w:t xml:space="preserve">cheap tier, extraction only   ·   pool: none</w:t>
       </w:r>
     </w:p>
     <w:p>
@@ -2963,61 +2881,61 @@
           <w:sz w:val="20"/>
           <w:szCs w:val="20"/>
         </w:rPr>
-        <w:t xml:space="preserve">MUST record what was requested in the requester’s own terms.</w:t>
-      </w:r>
-    </w:p>
-    <w:p>
-      <w:pPr>
-        <w:pStyle w:val="ListParagraph"/>
-        <w:numPr>
-          <w:ilvl w:val="0"/>
-          <w:numId w:val="2"/>
-        </w:numPr>
-        <w:spacing w:after="64"/>
-      </w:pPr>
-      <w:r>
-        <w:rPr>
-          <w:color w:val="1A1D21"/>
-          <w:sz w:val="20"/>
-          <w:szCs w:val="20"/>
-        </w:rPr>
-        <w:t xml:space="preserve">MUST record steps in the order they occurred.</w:t>
-      </w:r>
-    </w:p>
-    <w:p>
-      <w:pPr>
-        <w:pStyle w:val="ListParagraph"/>
-        <w:numPr>
-          <w:ilvl w:val="0"/>
-          <w:numId w:val="2"/>
-        </w:numPr>
-        <w:spacing w:after="64"/>
-      </w:pPr>
-      <w:r>
-        <w:rPr>
-          <w:color w:val="1A1D21"/>
-          <w:sz w:val="20"/>
-          <w:szCs w:val="20"/>
-        </w:rPr>
-        <w:t xml:space="preserve">MUST NOT use evaluative language. The terms successfully, unfortunately, correctly and as expected are prohibited.</w:t>
-      </w:r>
-    </w:p>
-    <w:p>
-      <w:pPr>
-        <w:pStyle w:val="ListParagraph"/>
-        <w:numPr>
-          <w:ilvl w:val="0"/>
-          <w:numId w:val="2"/>
-        </w:numPr>
-        <w:spacing w:after="64"/>
-      </w:pPr>
-      <w:r>
-        <w:rPr>
-          <w:color w:val="1A1D21"/>
-          <w:sz w:val="20"/>
-          <w:szCs w:val="20"/>
-        </w:rPr>
-        <w:t xml:space="preserve">MUST NOT assess whether the work was adequate.</w:t>
+        <w:t xml:space="preserve">MUST return valid JSON containing exactly four keys.</w:t>
+      </w:r>
+    </w:p>
+    <w:p>
+      <w:pPr>
+        <w:pStyle w:val="ListParagraph"/>
+        <w:numPr>
+          <w:ilvl w:val="0"/>
+          <w:numId w:val="2"/>
+        </w:numPr>
+        <w:spacing w:after="64"/>
+      </w:pPr>
+      <w:r>
+        <w:rPr>
+          <w:color w:val="1A1D21"/>
+          <w:sz w:val="20"/>
+          <w:szCs w:val="20"/>
+        </w:rPr>
+        <w:t xml:space="preserve">MUST express action as a concrete verb and object, never a summary.</w:t>
+      </w:r>
+    </w:p>
+    <w:p>
+      <w:pPr>
+        <w:pStyle w:val="ListParagraph"/>
+        <w:numPr>
+          <w:ilvl w:val="0"/>
+          <w:numId w:val="2"/>
+        </w:numPr>
+        <w:spacing w:after="64"/>
+      </w:pPr>
+      <w:r>
+        <w:rPr>
+          <w:color w:val="1A1D21"/>
+          <w:sz w:val="20"/>
+          <w:szCs w:val="20"/>
+        </w:rPr>
+        <w:t xml:space="preserve">MUST return an amount only where the text states one, in digits.</w:t>
+      </w:r>
+    </w:p>
+    <w:p>
+      <w:pPr>
+        <w:pStyle w:val="ListParagraph"/>
+        <w:numPr>
+          <w:ilvl w:val="0"/>
+          <w:numId w:val="2"/>
+        </w:numPr>
+        <w:spacing w:after="64"/>
+      </w:pPr>
+      <w:r>
+        <w:rPr>
+          <w:color w:val="1A1D21"/>
+          <w:sz w:val="20"/>
+          <w:szCs w:val="20"/>
+        </w:rPr>
+        <w:t xml:space="preserve">MUST NOT determine whether any field matched.</w:t>
       </w:r>
     </w:p>
     <w:p>
@@ -3046,7 +2964,7 @@
           <w:sz w:val="21"/>
           <w:szCs w:val="21"/>
         </w:rPr>
-        <w:t xml:space="preserve">Literal scan against the prohibited-term list.</w:t>
+        <w:t xml:space="preserve">Parse validation in code.</w:t>
       </w:r>
     </w:p>
     <w:p>
@@ -3080,7 +2998,7 @@
           <w:sz w:val="20"/>
           <w:szCs w:val="20"/>
         </w:rPr>
-        <w:t xml:space="preserve">Any assessment of adequacy.</w:t>
+        <w:t xml:space="preserve">Determining a match. That authority belongs to compare().</w:t>
       </w:r>
     </w:p>
     <w:p>
@@ -3114,7 +3032,7 @@
           <w:sz w:val="20"/>
           <w:szCs w:val="20"/>
         </w:rPr>
-        <w:t xml:space="preserve">A prohibited term.</w:t>
+        <w:t xml:space="preserve">A return other than the four-key object.</w:t>
       </w:r>
     </w:p>
     <w:p>
@@ -3132,7 +3050,7 @@
           <w:sz w:val="20"/>
           <w:szCs w:val="20"/>
         </w:rPr>
-        <w:t xml:space="preserve">Steps recorded out of sequence.</w:t>
+        <w:t xml:space="preserve">A summary in the action field.</w:t>
       </w:r>
     </w:p>
     <w:p>
@@ -3166,7 +3084,7 @@
           <w:sz w:val="20"/>
           <w:szCs w:val="20"/>
         </w:rPr>
-        <w:t xml:space="preserve">Redundant detail.</w:t>
+        <w:t xml:space="preserve">Over-literal extraction where the object was plainly implied.</w:t>
       </w:r>
     </w:p>
     <w:p>
@@ -3195,7 +3113,7 @@
           <w:sz w:val="21"/>
           <w:szCs w:val="21"/>
         </w:rPr>
-        <w:t xml:space="preserve">Declared override: requested, performed, resulted. Facts only.</w:t>
+        <w:t xml:space="preserve">Declared override: action, recipient, amount, reference. The standard schema does not apply.</w:t>
       </w:r>
     </w:p>
     <w:p>
@@ -3223,7 +3141,7 @@
           <w:sz w:val="25"/>
           <w:szCs w:val="25"/>
         </w:rPr>
-        <w:t xml:space="preserve">checker</w:t>
+        <w:t xml:space="preserve">angel</w:t>
       </w:r>
     </w:p>
     <w:p>
@@ -3237,7 +3155,7 @@
           <w:sz w:val="17"/>
           <w:szCs w:val="17"/>
         </w:rPr>
-        <w:t xml:space="preserve">cheap tier, extraction only   ·   pool: none</w:t>
+        <w:t xml:space="preserve">cheap tier, conditional   ·   pool: none</w:t>
       </w:r>
     </w:p>
     <w:p>
@@ -3271,61 +3189,61 @@
           <w:sz w:val="20"/>
           <w:szCs w:val="20"/>
         </w:rPr>
-        <w:t xml:space="preserve">MUST return valid JSON containing exactly four keys.</w:t>
-      </w:r>
-    </w:p>
-    <w:p>
-      <w:pPr>
-        <w:pStyle w:val="ListParagraph"/>
-        <w:numPr>
-          <w:ilvl w:val="0"/>
-          <w:numId w:val="2"/>
-        </w:numPr>
-        <w:spacing w:after="64"/>
-      </w:pPr>
-      <w:r>
-        <w:rPr>
-          <w:color w:val="1A1D21"/>
-          <w:sz w:val="20"/>
-          <w:szCs w:val="20"/>
-        </w:rPr>
-        <w:t xml:space="preserve">MUST express action as a concrete verb and object, never a summary.</w:t>
-      </w:r>
-    </w:p>
-    <w:p>
-      <w:pPr>
-        <w:pStyle w:val="ListParagraph"/>
-        <w:numPr>
-          <w:ilvl w:val="0"/>
-          <w:numId w:val="2"/>
-        </w:numPr>
-        <w:spacing w:after="64"/>
-      </w:pPr>
-      <w:r>
-        <w:rPr>
-          <w:color w:val="1A1D21"/>
-          <w:sz w:val="20"/>
-          <w:szCs w:val="20"/>
-        </w:rPr>
-        <w:t xml:space="preserve">MUST return an amount only where the text states one, in digits.</w:t>
-      </w:r>
-    </w:p>
-    <w:p>
-      <w:pPr>
-        <w:pStyle w:val="ListParagraph"/>
-        <w:numPr>
-          <w:ilvl w:val="0"/>
-          <w:numId w:val="2"/>
-        </w:numPr>
-        <w:spacing w:after="64"/>
-      </w:pPr>
-      <w:r>
-        <w:rPr>
-          <w:color w:val="1A1D21"/>
-          <w:sz w:val="20"/>
-          <w:szCs w:val="20"/>
-        </w:rPr>
-        <w:t xml:space="preserve">MUST NOT determine whether any field matched.</w:t>
+        <w:t xml:space="preserve">MUST be readable without reference to the code.</w:t>
+      </w:r>
+    </w:p>
+    <w:p>
+      <w:pPr>
+        <w:pStyle w:val="ListParagraph"/>
+        <w:numPr>
+          <w:ilvl w:val="0"/>
+          <w:numId w:val="2"/>
+        </w:numPr>
+        <w:spacing w:after="64"/>
+      </w:pPr>
+      <w:r>
+        <w:rPr>
+          <w:color w:val="1A1D21"/>
+          <w:sz w:val="20"/>
+          <w:szCs w:val="20"/>
+        </w:rPr>
+        <w:t xml:space="preserve">MUST name the flag raised and state what it means in plain terms.</w:t>
+      </w:r>
+    </w:p>
+    <w:p>
+      <w:pPr>
+        <w:pStyle w:val="ListParagraph"/>
+        <w:numPr>
+          <w:ilvl w:val="0"/>
+          <w:numId w:val="2"/>
+        </w:numPr>
+        <w:spacing w:after="64"/>
+      </w:pPr>
+      <w:r>
+        <w:rPr>
+          <w:color w:val="1A1D21"/>
+          <w:sz w:val="20"/>
+          <w:szCs w:val="20"/>
+        </w:rPr>
+        <w:t xml:space="preserve">MUST NOT write as though it can act, correct, reverse or instruct.</w:t>
+      </w:r>
+    </w:p>
+    <w:p>
+      <w:pPr>
+        <w:pStyle w:val="ListParagraph"/>
+        <w:numPr>
+          <w:ilvl w:val="0"/>
+          <w:numId w:val="2"/>
+        </w:numPr>
+        <w:spacing w:after="64"/>
+      </w:pPr>
+      <w:r>
+        <w:rPr>
+          <w:color w:val="1A1D21"/>
+          <w:sz w:val="20"/>
+          <w:szCs w:val="20"/>
+        </w:rPr>
+        <w:t xml:space="preserve">MUST NOT raise a case on a clean session.</w:t>
       </w:r>
     </w:p>
     <w:p>
@@ -3354,7 +3272,7 @@
           <w:sz w:val="21"/>
           <w:szCs w:val="21"/>
         </w:rPr>
-        <w:t xml:space="preserve">Parse validation in code.</w:t>
+        <w:t xml:space="preserve">Invocation is conditional on one of five flag statuses.</w:t>
       </w:r>
     </w:p>
     <w:p>
@@ -3388,7 +3306,7 @@
           <w:sz w:val="20"/>
           <w:szCs w:val="20"/>
         </w:rPr>
-        <w:t xml:space="preserve">Determining a match. That authority belongs to compare().</w:t>
+        <w:t xml:space="preserve">Writing as though it holds authority to act.</w:t>
       </w:r>
     </w:p>
     <w:p>
@@ -3422,7 +3340,7 @@
           <w:sz w:val="20"/>
           <w:szCs w:val="20"/>
         </w:rPr>
-        <w:t xml:space="preserve">A return other than the four-key object.</w:t>
+        <w:t xml:space="preserve">A case raised on a clean session.</w:t>
       </w:r>
     </w:p>
     <w:p>
@@ -3440,7 +3358,7 @@
           <w:sz w:val="20"/>
           <w:szCs w:val="20"/>
         </w:rPr>
-        <w:t xml:space="preserve">A summary in the action field.</w:t>
+        <w:t xml:space="preserve">A note requiring code to interpret.</w:t>
       </w:r>
     </w:p>
     <w:p>
@@ -3474,7 +3392,7 @@
           <w:sz w:val="20"/>
           <w:szCs w:val="20"/>
         </w:rPr>
-        <w:t xml:space="preserve">Over-literal extraction where the object was plainly implied.</w:t>
+        <w:t xml:space="preserve">Excessive length.</w:t>
       </w:r>
     </w:p>
     <w:p>
@@ -3503,7 +3421,7 @@
           <w:sz w:val="21"/>
           <w:szCs w:val="21"/>
         </w:rPr>
-        <w:t xml:space="preserve">Declared override: action, recipient, amount, reference. The standard schema does not apply.</w:t>
+        <w:t xml:space="preserve">Declared override: a note written into the review queue.</w:t>
       </w:r>
     </w:p>
     <w:p>
@@ -3519,6 +3437,25 @@
     </w:p>
     <w:p>
       <w:pPr>
+        <w:pBdr>
+          <w:bottom w:val="single" w:color="1A1D21" w:sz="12"/>
+        </w:pBdr>
+        <w:spacing w:after="58" w:before="400"/>
+      </w:pPr>
+      <w:r>
+        <w:rPr>
+          <w:b/>
+          <w:bCs/>
+          <w:color w:val="8A5A0B"/>
+          <w:spacing w:val="30"/>
+          <w:sz w:val="18"/>
+          <w:szCs w:val="18"/>
+        </w:rPr>
+        <w:t xml:space="preserve">GROUP B — ON THE BOX, NOT CONNECTED</w:t>
+      </w:r>
+    </w:p>
+    <w:p>
+      <w:pPr>
         <w:pStyle w:val="Heading2"/>
         <w:spacing w:after="28" w:before="290"/>
       </w:pPr>
@@ -3531,7 +3468,7 @@
           <w:sz w:val="25"/>
           <w:szCs w:val="25"/>
         </w:rPr>
-        <w:t xml:space="preserve">angel</w:t>
+        <w:t xml:space="preserve">memory</w:t>
       </w:r>
     </w:p>
     <w:p>
@@ -3545,7 +3482,7 @@
           <w:sz w:val="17"/>
           <w:szCs w:val="17"/>
         </w:rPr>
-        <w:t xml:space="preserve">cheap tier, conditional   ·   pool: none</w:t>
+        <w:t xml:space="preserve">unassigned — prompt present, not in configuration   ·   pool: shared (proposed)</w:t>
       </w:r>
     </w:p>
     <w:p>
@@ -3579,61 +3516,61 @@
           <w:sz w:val="20"/>
           <w:szCs w:val="20"/>
         </w:rPr>
-        <w:t xml:space="preserve">MUST be readable without reference to the code.</w:t>
-      </w:r>
-    </w:p>
-    <w:p>
-      <w:pPr>
-        <w:pStyle w:val="ListParagraph"/>
-        <w:numPr>
-          <w:ilvl w:val="0"/>
-          <w:numId w:val="2"/>
-        </w:numPr>
-        <w:spacing w:after="64"/>
-      </w:pPr>
-      <w:r>
-        <w:rPr>
-          <w:color w:val="1A1D21"/>
-          <w:sz w:val="20"/>
-          <w:szCs w:val="20"/>
-        </w:rPr>
-        <w:t xml:space="preserve">MUST name the flag raised and state what it means in plain terms.</w:t>
-      </w:r>
-    </w:p>
-    <w:p>
-      <w:pPr>
-        <w:pStyle w:val="ListParagraph"/>
-        <w:numPr>
-          <w:ilvl w:val="0"/>
-          <w:numId w:val="2"/>
-        </w:numPr>
-        <w:spacing w:after="64"/>
-      </w:pPr>
-      <w:r>
-        <w:rPr>
-          <w:color w:val="1A1D21"/>
-          <w:sz w:val="20"/>
-          <w:szCs w:val="20"/>
-        </w:rPr>
-        <w:t xml:space="preserve">MUST NOT write as though it can act, correct, reverse or instruct.</w:t>
-      </w:r>
-    </w:p>
-    <w:p>
-      <w:pPr>
-        <w:pStyle w:val="ListParagraph"/>
-        <w:numPr>
-          <w:ilvl w:val="0"/>
-          <w:numId w:val="2"/>
-        </w:numPr>
-        <w:spacing w:after="64"/>
-      </w:pPr>
-      <w:r>
-        <w:rPr>
-          <w:color w:val="1A1D21"/>
-          <w:sz w:val="20"/>
-          <w:szCs w:val="20"/>
-        </w:rPr>
-        <w:t xml:space="preserve">MUST NOT raise a case on a clean session.</w:t>
+        <w:t xml:space="preserve">MUST return the decision, its reason, its evidence reference and its date.</w:t>
+      </w:r>
+    </w:p>
+    <w:p>
+      <w:pPr>
+        <w:pStyle w:val="ListParagraph"/>
+        <w:numPr>
+          <w:ilvl w:val="0"/>
+          <w:numId w:val="2"/>
+        </w:numPr>
+        <w:spacing w:after="64"/>
+      </w:pPr>
+      <w:r>
+        <w:rPr>
+          <w:color w:val="1A1D21"/>
+          <w:sz w:val="20"/>
+          <w:szCs w:val="20"/>
+        </w:rPr>
+        <w:t xml:space="preserve">MUST raise an active decision before a settled subject is reopened, unprompted.</w:t>
+      </w:r>
+    </w:p>
+    <w:p>
+      <w:pPr>
+        <w:pStyle w:val="ListParagraph"/>
+        <w:numPr>
+          <w:ilvl w:val="0"/>
+          <w:numId w:val="2"/>
+        </w:numPr>
+        <w:spacing w:after="64"/>
+      </w:pPr>
+      <w:r>
+        <w:rPr>
+          <w:color w:val="1A1D21"/>
+          <w:sz w:val="20"/>
+          <w:szCs w:val="20"/>
+        </w:rPr>
+        <w:t xml:space="preserve">MUST report a decision lacking recorded evidence as unevidenced.</w:t>
+      </w:r>
+    </w:p>
+    <w:p>
+      <w:pPr>
+        <w:pStyle w:val="ListParagraph"/>
+        <w:numPr>
+          <w:ilvl w:val="0"/>
+          <w:numId w:val="2"/>
+        </w:numPr>
+        <w:spacing w:after="64"/>
+      </w:pPr>
+      <w:r>
+        <w:rPr>
+          <w:color w:val="1A1D21"/>
+          <w:sz w:val="20"/>
+          <w:szCs w:val="20"/>
+        </w:rPr>
+        <w:t xml:space="preserve">MUST NOT re-determine a recorded decision.</w:t>
       </w:r>
     </w:p>
     <w:p>
@@ -3662,7 +3599,7 @@
           <w:sz w:val="21"/>
           <w:szCs w:val="21"/>
         </w:rPr>
-        <w:t xml:space="preserve">Invocation is conditional on one of five flag statuses.</w:t>
+        <w:t xml:space="preserve">Against the decisions table. log_decision already writes on capture; this reads the same records.</w:t>
       </w:r>
     </w:p>
     <w:p>
@@ -3696,7 +3633,25 @@
           <w:sz w:val="20"/>
           <w:szCs w:val="20"/>
         </w:rPr>
-        <w:t xml:space="preserve">Writing as though it holds authority to act.</w:t>
+        <w:t xml:space="preserve">Recalling a decision with no record behind it.</w:t>
+      </w:r>
+    </w:p>
+    <w:p>
+      <w:pPr>
+        <w:pStyle w:val="ListParagraph"/>
+        <w:numPr>
+          <w:ilvl w:val="0"/>
+          <w:numId w:val="3"/>
+        </w:numPr>
+        <w:spacing w:after="64"/>
+      </w:pPr>
+      <w:r>
+        <w:rPr>
+          <w:color w:val="9D3A2E"/>
+          <w:sz w:val="20"/>
+          <w:szCs w:val="20"/>
+        </w:rPr>
+        <w:t xml:space="preserve">Re-determining a recorded decision.</w:t>
       </w:r>
     </w:p>
     <w:p>
@@ -3730,7 +3685,7 @@
           <w:sz w:val="20"/>
           <w:szCs w:val="20"/>
         </w:rPr>
-        <w:t xml:space="preserve">A case raised on a clean session.</w:t>
+        <w:t xml:space="preserve">Silence where a settled subject is reopened and an active decision exists.</w:t>
       </w:r>
     </w:p>
     <w:p>
@@ -3748,7 +3703,7 @@
           <w:sz w:val="20"/>
           <w:szCs w:val="20"/>
         </w:rPr>
-        <w:t xml:space="preserve">A note requiring code to interpret.</w:t>
+        <w:t xml:space="preserve">A decision returned without its evidence reference.</w:t>
       </w:r>
     </w:p>
     <w:p>
@@ -3782,7 +3737,7 @@
           <w:sz w:val="20"/>
           <w:szCs w:val="20"/>
         </w:rPr>
-        <w:t xml:space="preserve">Excessive length.</w:t>
+        <w:t xml:space="preserve">Excessive historical context.</w:t>
       </w:r>
     </w:p>
     <w:p>
@@ -3811,7 +3766,7 @@
           <w:sz w:val="21"/>
           <w:szCs w:val="21"/>
         </w:rPr>
-        <w:t xml:space="preserve">Declared override: a note written into the review queue.</w:t>
+        <w:t xml:space="preserve">Declared override: decision, reason, evidence reference, date — or a clean nil return.</w:t>
       </w:r>
     </w:p>
     <w:p>
@@ -3827,6 +3782,314 @@
     </w:p>
     <w:p>
       <w:pPr>
+        <w:pStyle w:val="Heading2"/>
+        <w:spacing w:after="28" w:before="290"/>
+      </w:pPr>
+      <w:r>
+        <w:rPr>
+          <w:rFonts w:ascii="Consolas" w:cs="Consolas" w:eastAsia="Consolas" w:hAnsi="Consolas"/>
+          <w:b/>
+          <w:bCs/>
+          <w:color w:val="1A1D21"/>
+          <w:sz w:val="25"/>
+          <w:szCs w:val="25"/>
+        </w:rPr>
+        <w:t xml:space="preserve">writing</w:t>
+      </w:r>
+    </w:p>
+    <w:p>
+      <w:pPr>
+        <w:spacing w:after="100" w:before="0"/>
+      </w:pPr>
+      <w:r>
+        <w:rPr>
+          <w:rFonts w:ascii="Consolas" w:cs="Consolas" w:eastAsia="Consolas" w:hAnsi="Consolas"/>
+          <w:color w:val="5C6670"/>
+          <w:sz w:val="17"/>
+          <w:szCs w:val="17"/>
+        </w:rPr>
+        <w:t xml:space="preserve">unassigned — prompt present, not in configuration   ·   pool: shared (proposed)</w:t>
+      </w:r>
+    </w:p>
+    <w:p>
+      <w:pPr>
+        <w:spacing w:after="52" w:before="145"/>
+      </w:pPr>
+      <w:r>
+        <w:rPr>
+          <w:b/>
+          <w:bCs/>
+          <w:color w:val="5C6670"/>
+          <w:spacing w:val="22"/>
+          <w:sz w:val="16"/>
+          <w:szCs w:val="16"/>
+        </w:rPr>
+        <w:t xml:space="preserve">REQUIREMENTS</w:t>
+      </w:r>
+    </w:p>
+    <w:p>
+      <w:pPr>
+        <w:pStyle w:val="ListParagraph"/>
+        <w:numPr>
+          <w:ilvl w:val="0"/>
+          <w:numId w:val="2"/>
+        </w:numPr>
+        <w:spacing w:after="64"/>
+      </w:pPr>
+      <w:r>
+        <w:rPr>
+          <w:color w:val="1A1D21"/>
+          <w:sz w:val="20"/>
+          <w:szCs w:val="20"/>
+        </w:rPr>
+        <w:t xml:space="preserve">MUST return finished text rather than notes about text.</w:t>
+      </w:r>
+    </w:p>
+    <w:p>
+      <w:pPr>
+        <w:pStyle w:val="ListParagraph"/>
+        <w:numPr>
+          <w:ilvl w:val="0"/>
+          <w:numId w:val="2"/>
+        </w:numPr>
+        <w:spacing w:after="64"/>
+      </w:pPr>
+      <w:r>
+        <w:rPr>
+          <w:color w:val="1A1D21"/>
+          <w:sz w:val="20"/>
+          <w:szCs w:val="20"/>
+        </w:rPr>
+        <w:t xml:space="preserve">MUST consume the stored style profile where one exists for the context.</w:t>
+      </w:r>
+    </w:p>
+    <w:p>
+      <w:pPr>
+        <w:pStyle w:val="ListParagraph"/>
+        <w:numPr>
+          <w:ilvl w:val="0"/>
+          <w:numId w:val="2"/>
+        </w:numPr>
+        <w:spacing w:after="64"/>
+      </w:pPr>
+      <w:r>
+        <w:rPr>
+          <w:color w:val="1A1D21"/>
+          <w:sz w:val="20"/>
+          <w:szCs w:val="20"/>
+        </w:rPr>
+        <w:t xml:space="preserve">MUST NOT introduce any fact, name, figure or date not supplied.</w:t>
+      </w:r>
+    </w:p>
+    <w:p>
+      <w:pPr>
+        <w:pStyle w:val="ListParagraph"/>
+        <w:numPr>
+          <w:ilvl w:val="0"/>
+          <w:numId w:val="2"/>
+        </w:numPr>
+        <w:spacing w:after="64"/>
+      </w:pPr>
+      <w:r>
+        <w:rPr>
+          <w:color w:val="1A1D21"/>
+          <w:sz w:val="20"/>
+          <w:szCs w:val="20"/>
+        </w:rPr>
+        <w:t xml:space="preserve">MUST NOT return options in place of a draft.</w:t>
+      </w:r>
+    </w:p>
+    <w:p>
+      <w:pPr>
+        <w:spacing w:after="52" w:before="145"/>
+      </w:pPr>
+      <w:r>
+        <w:rPr>
+          <w:b/>
+          <w:bCs/>
+          <w:color w:val="5C6670"/>
+          <w:spacing w:val="22"/>
+          <w:sz w:val="16"/>
+          <w:szCs w:val="16"/>
+        </w:rPr>
+        <w:t xml:space="preserve">VERIFICATION</w:t>
+      </w:r>
+    </w:p>
+    <w:p>
+      <w:pPr>
+        <w:spacing w:after="120" w:before="0"/>
+      </w:pPr>
+      <w:r>
+        <w:rPr>
+          <w:color w:val="1A1D21"/>
+          <w:sz w:val="21"/>
+          <w:szCs w:val="21"/>
+        </w:rPr>
+        <w:t xml:space="preserve">ground() against the brief. The style profile where one applies.</w:t>
+      </w:r>
+    </w:p>
+    <w:p>
+      <w:pPr>
+        <w:spacing w:after="52" w:before="145"/>
+      </w:pPr>
+      <w:r>
+        <w:rPr>
+          <w:b/>
+          <w:bCs/>
+          <w:color w:val="9D3A2E"/>
+          <w:spacing w:val="22"/>
+          <w:sz w:val="16"/>
+          <w:szCs w:val="16"/>
+        </w:rPr>
+        <w:t xml:space="preserve">CATEGORY A — AUTO-FAIL, IMMEDIATE REJECTION</w:t>
+      </w:r>
+    </w:p>
+    <w:p>
+      <w:pPr>
+        <w:pStyle w:val="ListParagraph"/>
+        <w:numPr>
+          <w:ilvl w:val="0"/>
+          <w:numId w:val="3"/>
+        </w:numPr>
+        <w:spacing w:after="64"/>
+      </w:pPr>
+      <w:r>
+        <w:rPr>
+          <w:color w:val="9D3A2E"/>
+          <w:sz w:val="20"/>
+          <w:szCs w:val="20"/>
+        </w:rPr>
+        <w:t xml:space="preserve">An introduced fact, name or figure.</w:t>
+      </w:r>
+    </w:p>
+    <w:p>
+      <w:pPr>
+        <w:spacing w:after="52" w:before="145"/>
+      </w:pPr>
+      <w:r>
+        <w:rPr>
+          <w:b/>
+          <w:bCs/>
+          <w:color w:val="8A5A0B"/>
+          <w:spacing w:val="22"/>
+          <w:sz w:val="16"/>
+          <w:szCs w:val="16"/>
+        </w:rPr>
+        <w:t xml:space="preserve">CATEGORY B — RECOVERABLE, RETURNED THROUGH THE FIX LOOP</w:t>
+      </w:r>
+    </w:p>
+    <w:p>
+      <w:pPr>
+        <w:pStyle w:val="ListParagraph"/>
+        <w:numPr>
+          <w:ilvl w:val="0"/>
+          <w:numId w:val="4"/>
+        </w:numPr>
+        <w:spacing w:after="64"/>
+      </w:pPr>
+      <w:r>
+        <w:rPr>
+          <w:color w:val="8A5A0B"/>
+          <w:sz w:val="20"/>
+          <w:szCs w:val="20"/>
+        </w:rPr>
+        <w:t xml:space="preserve">A voice inferred where a profile exists.</w:t>
+      </w:r>
+    </w:p>
+    <w:p>
+      <w:pPr>
+        <w:pStyle w:val="ListParagraph"/>
+        <w:numPr>
+          <w:ilvl w:val="0"/>
+          <w:numId w:val="4"/>
+        </w:numPr>
+        <w:spacing w:after="64"/>
+      </w:pPr>
+      <w:r>
+        <w:rPr>
+          <w:color w:val="8A5A0B"/>
+          <w:sz w:val="20"/>
+          <w:szCs w:val="20"/>
+        </w:rPr>
+        <w:t xml:space="preserve">Options returned in place of a draft.</w:t>
+      </w:r>
+    </w:p>
+    <w:p>
+      <w:pPr>
+        <w:spacing w:after="52" w:before="145"/>
+      </w:pPr>
+      <w:r>
+        <w:rPr>
+          <w:b/>
+          <w:bCs/>
+          <w:color w:val="5C6670"/>
+          <w:spacing w:val="22"/>
+          <w:sz w:val="16"/>
+          <w:szCs w:val="16"/>
+        </w:rPr>
+        <w:t xml:space="preserve">CATEGORY C — ADVISORY</w:t>
+      </w:r>
+    </w:p>
+    <w:p>
+      <w:pPr>
+        <w:pStyle w:val="ListParagraph"/>
+        <w:numPr>
+          <w:ilvl w:val="0"/>
+          <w:numId w:val="5"/>
+        </w:numPr>
+        <w:spacing w:after="64"/>
+      </w:pPr>
+      <w:r>
+        <w:rPr>
+          <w:color w:val="5C6670"/>
+          <w:sz w:val="20"/>
+          <w:szCs w:val="20"/>
+        </w:rPr>
+        <w:t xml:space="preserve">Preamble before the text.</w:t>
+      </w:r>
+    </w:p>
+    <w:p>
+      <w:pPr>
+        <w:spacing w:after="52" w:before="145"/>
+      </w:pPr>
+      <w:r>
+        <w:rPr>
+          <w:b/>
+          <w:bCs/>
+          <w:color w:val="5C6670"/>
+          <w:spacing w:val="22"/>
+          <w:sz w:val="16"/>
+          <w:szCs w:val="16"/>
+        </w:rPr>
+        <w:t xml:space="preserve">OUTPUT SCHEMA</w:t>
+      </w:r>
+    </w:p>
+    <w:p>
+      <w:pPr>
+        <w:spacing w:after="120" w:before="0"/>
+      </w:pPr>
+      <w:r>
+        <w:rPr>
+          <w:color w:val="1A1D21"/>
+          <w:sz w:val="21"/>
+          <w:szCs w:val="21"/>
+        </w:rPr>
+        <w:t xml:space="preserve">Declared override: finished text.</w:t>
+      </w:r>
+    </w:p>
+    <w:p>
+      <w:pPr>
+        <w:pBdr>
+          <w:bottom w:val="single" w:color="C8CDD4" w:sz="6"/>
+        </w:pBdr>
+        <w:spacing w:after="180" w:before="105"/>
+      </w:pPr>
+      <w:r>
+        <w:t xml:space="preserve"/>
+      </w:r>
+    </w:p>
+    <w:p>
+      <w:pPr>
         <w:pBdr>
           <w:bottom w:val="single" w:color="1A1D21" w:sz="12"/>
         </w:pBdr>
@@ -3841,7 +4104,7 @@
           <w:sz w:val="18"/>
           <w:szCs w:val="18"/>
         </w:rPr>
-        <w:t xml:space="preserve">GROUP B — ON THE BOX, NOT CONNECTED</w:t>
+        <w:t xml:space="preserve">GROUP C — SPECIFIED, TO BUILD</w:t>
       </w:r>
     </w:p>
     <w:p>
@@ -3858,7 +4121,7 @@
           <w:sz w:val="25"/>
           <w:szCs w:val="25"/>
         </w:rPr>
-        <w:t xml:space="preserve">memory</w:t>
+        <w:t xml:space="preserve">observer</w:t>
       </w:r>
     </w:p>
     <w:p>
@@ -3872,7 +4135,7 @@
           <w:sz w:val="17"/>
           <w:szCs w:val="17"/>
         </w:rPr>
-        <w:t xml:space="preserve">unassigned — prompt present, not in configuration   ·   pool: shared (proposed)</w:t>
+        <w:t xml:space="preserve">cheap tier, read-only   ·   pool: observer_readonly</w:t>
       </w:r>
     </w:p>
     <w:p>
@@ -3906,61 +4169,97 @@
           <w:sz w:val="20"/>
           <w:szCs w:val="20"/>
         </w:rPr>
-        <w:t xml:space="preserve">MUST return the decision, its reason, its evidence reference and its date.</w:t>
-      </w:r>
-    </w:p>
-    <w:p>
-      <w:pPr>
-        <w:pStyle w:val="ListParagraph"/>
-        <w:numPr>
-          <w:ilvl w:val="0"/>
-          <w:numId w:val="2"/>
-        </w:numPr>
-        <w:spacing w:after="64"/>
-      </w:pPr>
-      <w:r>
-        <w:rPr>
-          <w:color w:val="1A1D21"/>
-          <w:sz w:val="20"/>
-          <w:szCs w:val="20"/>
-        </w:rPr>
-        <w:t xml:space="preserve">MUST raise an active decision before a settled subject is reopened, unprompted.</w:t>
-      </w:r>
-    </w:p>
-    <w:p>
-      <w:pPr>
-        <w:pStyle w:val="ListParagraph"/>
-        <w:numPr>
-          <w:ilvl w:val="0"/>
-          <w:numId w:val="2"/>
-        </w:numPr>
-        <w:spacing w:after="64"/>
-      </w:pPr>
-      <w:r>
-        <w:rPr>
-          <w:color w:val="1A1D21"/>
-          <w:sz w:val="20"/>
-          <w:szCs w:val="20"/>
-        </w:rPr>
-        <w:t xml:space="preserve">MUST report a decision lacking recorded evidence as unevidenced.</w:t>
-      </w:r>
-    </w:p>
-    <w:p>
-      <w:pPr>
-        <w:pStyle w:val="ListParagraph"/>
-        <w:numPr>
-          <w:ilvl w:val="0"/>
-          <w:numId w:val="2"/>
-        </w:numPr>
-        <w:spacing w:after="64"/>
-      </w:pPr>
-      <w:r>
-        <w:rPr>
-          <w:color w:val="1A1D21"/>
-          <w:sz w:val="20"/>
-          <w:szCs w:val="20"/>
-        </w:rPr>
-        <w:t xml:space="preserve">MUST NOT re-determine a recorded decision.</w:t>
+        <w:t xml:space="preserve">MUST report only where one of the five defined thresholds is crossed.</w:t>
+      </w:r>
+    </w:p>
+    <w:p>
+      <w:pPr>
+        <w:pStyle w:val="ListParagraph"/>
+        <w:numPr>
+          <w:ilvl w:val="0"/>
+          <w:numId w:val="2"/>
+        </w:numPr>
+        <w:spacing w:after="64"/>
+      </w:pPr>
+      <w:r>
+        <w:rPr>
+          <w:color w:val="1A1D21"/>
+          <w:sz w:val="20"/>
+          <w:szCs w:val="20"/>
+        </w:rPr>
+        <w:t xml:space="preserve">MUST report a pattern below threshold as an emerging signal, and MUST NOT escalate it.</w:t>
+      </w:r>
+    </w:p>
+    <w:p>
+      <w:pPr>
+        <w:pStyle w:val="ListParagraph"/>
+        <w:numPr>
+          <w:ilvl w:val="0"/>
+          <w:numId w:val="2"/>
+        </w:numPr>
+        <w:spacing w:after="64"/>
+      </w:pPr>
+      <w:r>
+        <w:rPr>
+          <w:color w:val="1A1D21"/>
+          <w:sz w:val="20"/>
+          <w:szCs w:val="20"/>
+        </w:rPr>
+        <w:t xml:space="preserve">MUST report absence of knowledge as a finding in its own right.</w:t>
+      </w:r>
+    </w:p>
+    <w:p>
+      <w:pPr>
+        <w:pStyle w:val="ListParagraph"/>
+        <w:numPr>
+          <w:ilvl w:val="0"/>
+          <w:numId w:val="2"/>
+        </w:numPr>
+        <w:spacing w:after="64"/>
+      </w:pPr>
+      <w:r>
+        <w:rPr>
+          <w:color w:val="1A1D21"/>
+          <w:sz w:val="20"/>
+          <w:szCs w:val="20"/>
+        </w:rPr>
+        <w:t xml:space="preserve">MUST name the threshold met and the records that met it.</w:t>
+      </w:r>
+    </w:p>
+    <w:p>
+      <w:pPr>
+        <w:pStyle w:val="ListParagraph"/>
+        <w:numPr>
+          <w:ilvl w:val="0"/>
+          <w:numId w:val="2"/>
+        </w:numPr>
+        <w:spacing w:after="64"/>
+      </w:pPr>
+      <w:r>
+        <w:rPr>
+          <w:color w:val="1A1D21"/>
+          <w:sz w:val="20"/>
+          <w:szCs w:val="20"/>
+        </w:rPr>
+        <w:t xml:space="preserve">MUST NOT lower a threshold to produce a finding.</w:t>
+      </w:r>
+    </w:p>
+    <w:p>
+      <w:pPr>
+        <w:pStyle w:val="ListParagraph"/>
+        <w:numPr>
+          <w:ilvl w:val="0"/>
+          <w:numId w:val="2"/>
+        </w:numPr>
+        <w:spacing w:after="64"/>
+      </w:pPr>
+      <w:r>
+        <w:rPr>
+          <w:color w:val="1A1D21"/>
+          <w:sz w:val="20"/>
+          <w:szCs w:val="20"/>
+        </w:rPr>
+        <w:t xml:space="preserve">MUST NOT write to any table, join routing, or recommend that any worker alter its behaviour.</w:t>
       </w:r>
     </w:p>
     <w:p>
@@ -3989,7 +4288,7 @@
           <w:sz w:val="21"/>
           <w:szCs w:val="21"/>
         </w:rPr>
-        <w:t xml:space="preserve">Against the decisions table. log_decision already writes on capture; this reads the same records.</w:t>
+        <w:t xml:space="preserve">Thresholds are expressed in SQL with values drawn from configuration. The query determines; Observer states what the records mean.</w:t>
       </w:r>
     </w:p>
     <w:p>
@@ -4023,7 +4322,7 @@
           <w:sz w:val="20"/>
           <w:szCs w:val="20"/>
         </w:rPr>
-        <w:t xml:space="preserve">Recalling a decision with no record behind it.</w:t>
+        <w:t xml:space="preserve">Any write.</w:t>
       </w:r>
     </w:p>
     <w:p>
@@ -4041,7 +4340,43 @@
           <w:sz w:val="20"/>
           <w:szCs w:val="20"/>
         </w:rPr>
-        <w:t xml:space="preserve">Re-determining a recorded decision.</w:t>
+        <w:t xml:space="preserve">Lowering a threshold.</w:t>
+      </w:r>
+    </w:p>
+    <w:p>
+      <w:pPr>
+        <w:pStyle w:val="ListParagraph"/>
+        <w:numPr>
+          <w:ilvl w:val="0"/>
+          <w:numId w:val="3"/>
+        </w:numPr>
+        <w:spacing w:after="64"/>
+      </w:pPr>
+      <w:r>
+        <w:rPr>
+          <w:color w:val="9D3A2E"/>
+          <w:sz w:val="20"/>
+          <w:szCs w:val="20"/>
+        </w:rPr>
+        <w:t xml:space="preserve">Recommending a behavioural change.</w:t>
+      </w:r>
+    </w:p>
+    <w:p>
+      <w:pPr>
+        <w:pStyle w:val="ListParagraph"/>
+        <w:numPr>
+          <w:ilvl w:val="0"/>
+          <w:numId w:val="3"/>
+        </w:numPr>
+        <w:spacing w:after="64"/>
+      </w:pPr>
+      <w:r>
+        <w:rPr>
+          <w:color w:val="9D3A2E"/>
+          <w:sz w:val="20"/>
+          <w:szCs w:val="20"/>
+        </w:rPr>
+        <w:t xml:space="preserve">Reporting missing information as no issue.</w:t>
       </w:r>
     </w:p>
     <w:p>
@@ -4075,7 +4410,7 @@
           <w:sz w:val="20"/>
           <w:szCs w:val="20"/>
         </w:rPr>
-        <w:t xml:space="preserve">Silence where a settled subject is reopened and an active decision exists.</w:t>
+        <w:t xml:space="preserve">A finding without its threshold named.</w:t>
       </w:r>
     </w:p>
     <w:p>
@@ -4093,7 +4428,7 @@
           <w:sz w:val="20"/>
           <w:szCs w:val="20"/>
         </w:rPr>
-        <w:t xml:space="preserve">A decision returned without its evidence reference.</w:t>
+        <w:t xml:space="preserve">An emerging signal escalated.</w:t>
       </w:r>
     </w:p>
     <w:p>
@@ -4127,7 +4462,7 @@
           <w:sz w:val="20"/>
           <w:szCs w:val="20"/>
         </w:rPr>
-        <w:t xml:space="preserve">Excessive historical context.</w:t>
+        <w:t xml:space="preserve">Excessive historical narration.</w:t>
       </w:r>
     </w:p>
     <w:p>
@@ -4156,7 +4491,7 @@
           <w:sz w:val="21"/>
           <w:szCs w:val="21"/>
         </w:rPr>
-        <w:t xml:space="preserve">Declared override: decision, reason, evidence reference, date — or a clean nil return.</w:t>
+        <w:t xml:space="preserve">Declared override: finding, threshold met, evidence identifiers, confidence, affected workers, and one line on why it matters. No recommendation.</w:t>
       </w:r>
     </w:p>
     <w:p>
@@ -4184,7 +4519,7 @@
           <w:sz w:val="25"/>
           <w:szCs w:val="25"/>
         </w:rPr>
-        <w:t xml:space="preserve">writing</w:t>
+        <w:t xml:space="preserve">watcher</w:t>
       </w:r>
     </w:p>
     <w:p>
@@ -4198,7 +4533,7 @@
           <w:sz w:val="17"/>
           <w:szCs w:val="17"/>
         </w:rPr>
-        <w:t xml:space="preserve">unassigned — prompt present, not in configuration   ·   pool: shared (proposed)</w:t>
+        <w:t xml:space="preserve">cheap tier   ·   pool: none — record only</w:t>
       </w:r>
     </w:p>
     <w:p>
@@ -4232,61 +4567,97 @@
           <w:sz w:val="20"/>
           <w:szCs w:val="20"/>
         </w:rPr>
-        <w:t xml:space="preserve">MUST return finished text rather than notes about text.</w:t>
-      </w:r>
-    </w:p>
-    <w:p>
-      <w:pPr>
-        <w:pStyle w:val="ListParagraph"/>
-        <w:numPr>
-          <w:ilvl w:val="0"/>
-          <w:numId w:val="2"/>
-        </w:numPr>
-        <w:spacing w:after="64"/>
-      </w:pPr>
-      <w:r>
-        <w:rPr>
-          <w:color w:val="1A1D21"/>
-          <w:sz w:val="20"/>
-          <w:szCs w:val="20"/>
-        </w:rPr>
-        <w:t xml:space="preserve">MUST consume the stored style profile where one exists for the context.</w:t>
-      </w:r>
-    </w:p>
-    <w:p>
-      <w:pPr>
-        <w:pStyle w:val="ListParagraph"/>
-        <w:numPr>
-          <w:ilvl w:val="0"/>
-          <w:numId w:val="2"/>
-        </w:numPr>
-        <w:spacing w:after="64"/>
-      </w:pPr>
-      <w:r>
-        <w:rPr>
-          <w:color w:val="1A1D21"/>
-          <w:sz w:val="20"/>
-          <w:szCs w:val="20"/>
-        </w:rPr>
-        <w:t xml:space="preserve">MUST NOT introduce any fact, name, figure or date not supplied.</w:t>
-      </w:r>
-    </w:p>
-    <w:p>
-      <w:pPr>
-        <w:pStyle w:val="ListParagraph"/>
-        <w:numPr>
-          <w:ilvl w:val="0"/>
-          <w:numId w:val="2"/>
-        </w:numPr>
-        <w:spacing w:after="64"/>
-      </w:pPr>
-      <w:r>
-        <w:rPr>
-          <w:color w:val="1A1D21"/>
-          <w:sz w:val="20"/>
-          <w:szCs w:val="20"/>
-        </w:rPr>
-        <w:t xml:space="preserve">MUST NOT return options in place of a draft.</w:t>
+        <w:t xml:space="preserve">MUST be supplied the request, the action records, the audit entries and the raw tool output.</w:t>
+      </w:r>
+    </w:p>
+    <w:p>
+      <w:pPr>
+        <w:pStyle w:val="ListParagraph"/>
+        <w:numPr>
+          <w:ilvl w:val="0"/>
+          <w:numId w:val="2"/>
+        </w:numPr>
+        <w:spacing w:after="64"/>
+      </w:pPr>
+      <w:r>
+        <w:rPr>
+          <w:color w:val="1A1D21"/>
+          <w:sz w:val="20"/>
+          <w:szCs w:val="20"/>
+        </w:rPr>
+        <w:t xml:space="preserve">MUST NOT be supplied the performing worker’s own account. A run containing it is void.</w:t>
+      </w:r>
+    </w:p>
+    <w:p>
+      <w:pPr>
+        <w:pStyle w:val="ListParagraph"/>
+        <w:numPr>
+          <w:ilvl w:val="0"/>
+          <w:numId w:val="2"/>
+        </w:numPr>
+        <w:spacing w:after="64"/>
+      </w:pPr>
+      <w:r>
+        <w:rPr>
+          <w:color w:val="1A1D21"/>
+          <w:sz w:val="20"/>
+          <w:szCs w:val="20"/>
+        </w:rPr>
+        <w:t xml:space="preserve">MUST list only actions holding a matching record.</w:t>
+      </w:r>
+    </w:p>
+    <w:p>
+      <w:pPr>
+        <w:pStyle w:val="ListParagraph"/>
+        <w:numPr>
+          <w:ilvl w:val="0"/>
+          <w:numId w:val="2"/>
+        </w:numPr>
+        <w:spacing w:after="64"/>
+      </w:pPr>
+      <w:r>
+        <w:rPr>
+          <w:color w:val="1A1D21"/>
+          <w:sz w:val="20"/>
+          <w:szCs w:val="20"/>
+        </w:rPr>
+        <w:t xml:space="preserve">MUST list anything requested with no record of attempt as not performed.</w:t>
+      </w:r>
+    </w:p>
+    <w:p>
+      <w:pPr>
+        <w:pStyle w:val="ListParagraph"/>
+        <w:numPr>
+          <w:ilvl w:val="0"/>
+          <w:numId w:val="2"/>
+        </w:numPr>
+        <w:spacing w:after="64"/>
+      </w:pPr>
+      <w:r>
+        <w:rPr>
+          <w:color w:val="1A1D21"/>
+          <w:sz w:val="20"/>
+          <w:szCs w:val="20"/>
+        </w:rPr>
+        <w:t xml:space="preserve">MUST list anything the record leaves ambiguous as unverifiable.</w:t>
+      </w:r>
+    </w:p>
+    <w:p>
+      <w:pPr>
+        <w:pStyle w:val="ListParagraph"/>
+        <w:numPr>
+          <w:ilvl w:val="0"/>
+          <w:numId w:val="2"/>
+        </w:numPr>
+        <w:spacing w:after="64"/>
+      </w:pPr>
+      <w:r>
+        <w:rPr>
+          <w:color w:val="1A1D21"/>
+          <w:sz w:val="20"/>
+          <w:szCs w:val="20"/>
+        </w:rPr>
+        <w:t xml:space="preserve">MUST NOT infer that an action occurred because it ordinarily would.</w:t>
       </w:r>
     </w:p>
     <w:p>
@@ -4315,7 +4686,7 @@
           <w:sz w:val="21"/>
           <w:szCs w:val="21"/>
         </w:rPr>
-        <w:t xml:space="preserve">ground() against the brief. The style profile where one applies.</w:t>
+        <w:t xml:space="preserve">reconcile(), deterministic, comparing its account against the worker’s field by field.</w:t>
       </w:r>
     </w:p>
     <w:p>
@@ -4349,7 +4720,25 @@
           <w:sz w:val="20"/>
           <w:szCs w:val="20"/>
         </w:rPr>
-        <w:t xml:space="preserve">An introduced fact, name or figure.</w:t>
+        <w:t xml:space="preserve">Sight of the account under examination.</w:t>
+      </w:r>
+    </w:p>
+    <w:p>
+      <w:pPr>
+        <w:pStyle w:val="ListParagraph"/>
+        <w:numPr>
+          <w:ilvl w:val="0"/>
+          <w:numId w:val="3"/>
+        </w:numPr>
+        <w:spacing w:after="64"/>
+      </w:pPr>
+      <w:r>
+        <w:rPr>
+          <w:color w:val="9D3A2E"/>
+          <w:sz w:val="20"/>
+          <w:szCs w:val="20"/>
+        </w:rPr>
+        <w:t xml:space="preserve">Inferring an unrecorded action.</w:t>
       </w:r>
     </w:p>
     <w:p>
@@ -4383,7 +4772,7 @@
           <w:sz w:val="20"/>
           <w:szCs w:val="20"/>
         </w:rPr>
-        <w:t xml:space="preserve">A voice inferred where a profile exists.</w:t>
+        <w:t xml:space="preserve">Assessing quality in place of stating the record.</w:t>
       </w:r>
     </w:p>
     <w:p>
@@ -4401,7 +4790,7 @@
           <w:sz w:val="20"/>
           <w:szCs w:val="20"/>
         </w:rPr>
-        <w:t xml:space="preserve">Options returned in place of a draft.</w:t>
+        <w:t xml:space="preserve">An action listed without its record.</w:t>
       </w:r>
     </w:p>
     <w:p>
@@ -4435,7 +4824,7 @@
           <w:sz w:val="20"/>
           <w:szCs w:val="20"/>
         </w:rPr>
-        <w:t xml:space="preserve">Preamble before the text.</w:t>
+        <w:t xml:space="preserve">Restating the request at length.</w:t>
       </w:r>
     </w:p>
     <w:p>
@@ -4464,1849 +4853,7 @@
           <w:sz w:val="21"/>
           <w:szCs w:val="21"/>
         </w:rPr>
-        <w:t xml:space="preserve">Declared override: finished text.</w:t>
-      </w:r>
-    </w:p>
-    <w:p>
-      <w:pPr>
-        <w:pBdr>
-          <w:bottom w:val="single" w:color="C8CDD4" w:sz="6"/>
-        </w:pBdr>
-        <w:spacing w:after="180" w:before="105"/>
-      </w:pPr>
-      <w:r>
-        <w:t xml:space="preserve"/>
-      </w:r>
-    </w:p>
-    <w:p>
-      <w:pPr>
-        <w:pBdr>
-          <w:bottom w:val="single" w:color="1A1D21" w:sz="12"/>
-        </w:pBdr>
-        <w:spacing w:after="58" w:before="400"/>
-      </w:pPr>
-      <w:r>
-        <w:rPr>
-          <w:b/>
-          <w:bCs/>
-          <w:color w:val="8A5A0B"/>
-          <w:spacing w:val="30"/>
-          <w:sz w:val="18"/>
-          <w:szCs w:val="18"/>
-        </w:rPr>
-        <w:t xml:space="preserve">GROUP C — SPECIFIED, TO BUILD</w:t>
-      </w:r>
-    </w:p>
-    <w:p>
-      <w:pPr>
-        <w:pStyle w:val="Heading2"/>
-        <w:spacing w:after="28" w:before="290"/>
-      </w:pPr>
-      <w:r>
-        <w:rPr>
-          <w:rFonts w:ascii="Consolas" w:cs="Consolas" w:eastAsia="Consolas" w:hAnsi="Consolas"/>
-          <w:b/>
-          <w:bCs/>
-          <w:color w:val="1A1D21"/>
-          <w:sz w:val="25"/>
-          <w:szCs w:val="25"/>
-        </w:rPr>
-        <w:t xml:space="preserve">forge</w:t>
-      </w:r>
-      <w:r>
-        <w:rPr>
-          <w:b/>
-          <w:bCs/>
-          <w:color w:val="8A5A0B"/>
-          <w:sz w:val="15"/>
-          <w:szCs w:val="15"/>
-        </w:rPr>
-        <w:t xml:space="preserve">   ◆ PRIORITY</w:t>
-      </w:r>
-    </w:p>
-    <w:p>
-      <w:pPr>
-        <w:spacing w:after="100" w:before="0"/>
-      </w:pPr>
-      <w:r>
-        <w:rPr>
-          <w:rFonts w:ascii="Consolas" w:cs="Consolas" w:eastAsia="Consolas" w:hAnsi="Consolas"/>
-          <w:color w:val="5C6670"/>
-          <w:sz w:val="17"/>
-          <w:szCs w:val="17"/>
-        </w:rPr>
-        <w:t xml:space="preserve">claude-sonnet-5   ·   pool: isolated — ideas</w:t>
-      </w:r>
-    </w:p>
-    <w:p>
-      <w:pPr>
-        <w:spacing w:after="52" w:before="145"/>
-      </w:pPr>
-      <w:r>
-        <w:rPr>
-          <w:b/>
-          <w:bCs/>
-          <w:color w:val="5C6670"/>
-          <w:spacing w:val="22"/>
-          <w:sz w:val="16"/>
-          <w:szCs w:val="16"/>
-        </w:rPr>
-        <w:t xml:space="preserve">REQUIREMENTS</w:t>
-      </w:r>
-    </w:p>
-    <w:p>
-      <w:pPr>
-        <w:pStyle w:val="ListParagraph"/>
-        <w:numPr>
-          <w:ilvl w:val="0"/>
-          <w:numId w:val="2"/>
-        </w:numPr>
-        <w:spacing w:after="64"/>
-      </w:pPr>
-      <w:r>
-        <w:rPr>
-          <w:color w:val="1A1D21"/>
-          <w:sz w:val="20"/>
-          <w:szCs w:val="20"/>
-        </w:rPr>
-        <w:t xml:space="preserve">MUST produce three options differing in construction, cost and failure mode.</w:t>
-      </w:r>
-    </w:p>
-    <w:p>
-      <w:pPr>
-        <w:pStyle w:val="ListParagraph"/>
-        <w:numPr>
-          <w:ilvl w:val="0"/>
-          <w:numId w:val="2"/>
-        </w:numPr>
-        <w:spacing w:after="64"/>
-      </w:pPr>
-      <w:r>
-        <w:rPr>
-          <w:color w:val="1A1D21"/>
-          <w:sz w:val="20"/>
-          <w:szCs w:val="20"/>
-        </w:rPr>
-        <w:t xml:space="preserve">MUST state, for each option, its cost and the conditions required for it to hold.</w:t>
-      </w:r>
-    </w:p>
-    <w:p>
-      <w:pPr>
-        <w:pStyle w:val="ListParagraph"/>
-        <w:numPr>
-          <w:ilvl w:val="0"/>
-          <w:numId w:val="2"/>
-        </w:numPr>
-        <w:spacing w:after="64"/>
-      </w:pPr>
-      <w:r>
-        <w:rPr>
-          <w:color w:val="1A1D21"/>
-          <w:sz w:val="20"/>
-          <w:szCs w:val="20"/>
-        </w:rPr>
-        <w:t xml:space="preserve">MUST either concede or maintain a position under challenge, and MUST state which. It MUST NOT do both.</w:t>
-      </w:r>
-    </w:p>
-    <w:p>
-      <w:pPr>
-        <w:pStyle w:val="ListParagraph"/>
-        <w:numPr>
-          <w:ilvl w:val="0"/>
-          <w:numId w:val="2"/>
-        </w:numPr>
-        <w:spacing w:after="64"/>
-      </w:pPr>
-      <w:r>
-        <w:rPr>
-          <w:color w:val="1A1D21"/>
-          <w:sz w:val="20"/>
-          <w:szCs w:val="20"/>
-        </w:rPr>
-        <w:t xml:space="preserve">MUST return exactly one recommendation, naming each rejected option and the reason for rejection.</w:t>
-      </w:r>
-    </w:p>
-    <w:p>
-      <w:pPr>
-        <w:pStyle w:val="ListParagraph"/>
-        <w:numPr>
-          <w:ilvl w:val="0"/>
-          <w:numId w:val="2"/>
-        </w:numPr>
-        <w:spacing w:after="64"/>
-      </w:pPr>
-      <w:r>
-        <w:rPr>
-          <w:color w:val="1A1D21"/>
-          <w:sz w:val="20"/>
-          <w:szCs w:val="20"/>
-        </w:rPr>
-        <w:t xml:space="preserve">MUST NOT return a selection for Sam to make.</w:t>
-      </w:r>
-    </w:p>
-    <w:p>
-      <w:pPr>
-        <w:spacing w:after="52" w:before="145"/>
-      </w:pPr>
-      <w:r>
-        <w:rPr>
-          <w:b/>
-          <w:bCs/>
-          <w:color w:val="5C6670"/>
-          <w:spacing w:val="22"/>
-          <w:sz w:val="16"/>
-          <w:szCs w:val="16"/>
-        </w:rPr>
-        <w:t xml:space="preserve">VERIFICATION</w:t>
-      </w:r>
-    </w:p>
-    <w:p>
-      <w:pPr>
-        <w:spacing w:after="120" w:before="0"/>
-      </w:pPr>
-      <w:r>
-        <w:rPr>
-          <w:color w:val="1A1D21"/>
-          <w:sz w:val="21"/>
-          <w:szCs w:val="21"/>
-        </w:rPr>
-        <w:t xml:space="preserve">Mind per round. Hub against the locked question on return.</w:t>
-      </w:r>
-    </w:p>
-    <w:p>
-      <w:pPr>
-        <w:spacing w:after="52" w:before="145"/>
-      </w:pPr>
-      <w:r>
-        <w:rPr>
-          <w:b/>
-          <w:bCs/>
-          <w:color w:val="9D3A2E"/>
-          <w:spacing w:val="22"/>
-          <w:sz w:val="16"/>
-          <w:szCs w:val="16"/>
-        </w:rPr>
-        <w:t xml:space="preserve">CATEGORY A — AUTO-FAIL, IMMEDIATE REJECTION</w:t>
-      </w:r>
-    </w:p>
-    <w:p>
-      <w:pPr>
-        <w:pStyle w:val="ListParagraph"/>
-        <w:numPr>
-          <w:ilvl w:val="0"/>
-          <w:numId w:val="3"/>
-        </w:numPr>
-        <w:spacing w:after="64"/>
-      </w:pPr>
-      <w:r>
-        <w:rPr>
-          <w:color w:val="9D3A2E"/>
-          <w:sz w:val="20"/>
-          <w:szCs w:val="20"/>
-        </w:rPr>
-        <w:t xml:space="preserve">Returning a selection in place of a recommendation.</w:t>
-      </w:r>
-    </w:p>
-    <w:p>
-      <w:pPr>
-        <w:pStyle w:val="ListParagraph"/>
-        <w:numPr>
-          <w:ilvl w:val="0"/>
-          <w:numId w:val="3"/>
-        </w:numPr>
-        <w:spacing w:after="64"/>
-      </w:pPr>
-      <w:r>
-        <w:rPr>
-          <w:color w:val="9D3A2E"/>
-          <w:sz w:val="20"/>
-          <w:szCs w:val="20"/>
-        </w:rPr>
-        <w:t xml:space="preserve">Three options materially identical.</w:t>
-      </w:r>
-    </w:p>
-    <w:p>
-      <w:pPr>
-        <w:spacing w:after="52" w:before="145"/>
-      </w:pPr>
-      <w:r>
-        <w:rPr>
-          <w:b/>
-          <w:bCs/>
-          <w:color w:val="8A5A0B"/>
-          <w:spacing w:val="22"/>
-          <w:sz w:val="16"/>
-          <w:szCs w:val="16"/>
-        </w:rPr>
-        <w:t xml:space="preserve">CATEGORY B — RECOVERABLE, RETURNED THROUGH THE FIX LOOP</w:t>
-      </w:r>
-    </w:p>
-    <w:p>
-      <w:pPr>
-        <w:pStyle w:val="ListParagraph"/>
-        <w:numPr>
-          <w:ilvl w:val="0"/>
-          <w:numId w:val="4"/>
-        </w:numPr>
-        <w:spacing w:after="64"/>
-      </w:pPr>
-      <w:r>
-        <w:rPr>
-          <w:color w:val="8A5A0B"/>
-          <w:sz w:val="20"/>
-          <w:szCs w:val="20"/>
-        </w:rPr>
-        <w:t xml:space="preserve">A revision materially identical to the prior position.</w:t>
-      </w:r>
-    </w:p>
-    <w:p>
-      <w:pPr>
-        <w:pStyle w:val="ListParagraph"/>
-        <w:numPr>
-          <w:ilvl w:val="0"/>
-          <w:numId w:val="4"/>
-        </w:numPr>
-        <w:spacing w:after="64"/>
-      </w:pPr>
-      <w:r>
-        <w:rPr>
-          <w:color w:val="8A5A0B"/>
-          <w:sz w:val="20"/>
-          <w:szCs w:val="20"/>
-        </w:rPr>
-        <w:t xml:space="preserve">Conceding and maintaining the same objection concurrently.</w:t>
-      </w:r>
-    </w:p>
-    <w:p>
-      <w:pPr>
-        <w:spacing w:after="52" w:before="145"/>
-      </w:pPr>
-      <w:r>
-        <w:rPr>
-          <w:b/>
-          <w:bCs/>
-          <w:color w:val="5C6670"/>
-          <w:spacing w:val="22"/>
-          <w:sz w:val="16"/>
-          <w:szCs w:val="16"/>
-        </w:rPr>
-        <w:t xml:space="preserve">CATEGORY C — ADVISORY</w:t>
-      </w:r>
-    </w:p>
-    <w:p>
-      <w:pPr>
-        <w:pStyle w:val="ListParagraph"/>
-        <w:numPr>
-          <w:ilvl w:val="0"/>
-          <w:numId w:val="5"/>
-        </w:numPr>
-        <w:spacing w:after="64"/>
-      </w:pPr>
-      <w:r>
-        <w:rPr>
-          <w:color w:val="5C6670"/>
-          <w:sz w:val="20"/>
-          <w:szCs w:val="20"/>
-        </w:rPr>
-        <w:t xml:space="preserve">Over-elaboration of a rejected option.</w:t>
-      </w:r>
-    </w:p>
-    <w:p>
-      <w:pPr>
-        <w:spacing w:after="52" w:before="145"/>
-      </w:pPr>
-      <w:r>
-        <w:rPr>
-          <w:b/>
-          <w:bCs/>
-          <w:color w:val="5C6670"/>
-          <w:spacing w:val="22"/>
-          <w:sz w:val="16"/>
-          <w:szCs w:val="16"/>
-        </w:rPr>
-        <w:t xml:space="preserve">OUTPUT SCHEMA</w:t>
-      </w:r>
-    </w:p>
-    <w:p>
-      <w:pPr>
-        <w:spacing w:after="120" w:before="0"/>
-      </w:pPr>
-      <w:r>
-        <w:rPr>
-          <w:color w:val="1A1D21"/>
-          <w:sz w:val="21"/>
-          <w:szCs w:val="21"/>
-        </w:rPr>
-        <w:t xml:space="preserve">Standard schema. Declared override: recommendation, and rejected options each with the reason for rejection.</w:t>
-      </w:r>
-    </w:p>
-    <w:p>
-      <w:pPr>
-        <w:pBdr>
-          <w:bottom w:val="single" w:color="C8CDD4" w:sz="6"/>
-        </w:pBdr>
-        <w:spacing w:after="180" w:before="105"/>
-      </w:pPr>
-      <w:r>
-        <w:t xml:space="preserve"/>
-      </w:r>
-    </w:p>
-    <w:p>
-      <w:pPr>
-        <w:pStyle w:val="Heading2"/>
-        <w:spacing w:after="28" w:before="290"/>
-      </w:pPr>
-      <w:r>
-        <w:rPr>
-          <w:rFonts w:ascii="Consolas" w:cs="Consolas" w:eastAsia="Consolas" w:hAnsi="Consolas"/>
-          <w:b/>
-          <w:bCs/>
-          <w:color w:val="1A1D21"/>
-          <w:sz w:val="25"/>
-          <w:szCs w:val="25"/>
-        </w:rPr>
-        <w:t xml:space="preserve">mind</w:t>
-      </w:r>
-      <w:r>
-        <w:rPr>
-          <w:b/>
-          <w:bCs/>
-          <w:color w:val="8A5A0B"/>
-          <w:sz w:val="15"/>
-          <w:szCs w:val="15"/>
-        </w:rPr>
-        <w:t xml:space="preserve">   ◆ PRIORITY</w:t>
-      </w:r>
-    </w:p>
-    <w:p>
-      <w:pPr>
-        <w:spacing w:after="100" w:before="0"/>
-      </w:pPr>
-      <w:r>
-        <w:rPr>
-          <w:rFonts w:ascii="Consolas" w:cs="Consolas" w:eastAsia="Consolas" w:hAnsi="Consolas"/>
-          <w:color w:val="5C6670"/>
-          <w:sz w:val="17"/>
-          <w:szCs w:val="17"/>
-        </w:rPr>
-        <w:t xml:space="preserve">claude-sonnet-5   ·   pool: isolated — ideas</w:t>
-      </w:r>
-    </w:p>
-    <w:p>
-      <w:pPr>
-        <w:spacing w:after="52" w:before="145"/>
-      </w:pPr>
-      <w:r>
-        <w:rPr>
-          <w:b/>
-          <w:bCs/>
-          <w:color w:val="5C6670"/>
-          <w:spacing w:val="22"/>
-          <w:sz w:val="16"/>
-          <w:szCs w:val="16"/>
-        </w:rPr>
-        <w:t xml:space="preserve">REQUIREMENTS</w:t>
-      </w:r>
-    </w:p>
-    <w:p>
-      <w:pPr>
-        <w:pStyle w:val="ListParagraph"/>
-        <w:numPr>
-          <w:ilvl w:val="0"/>
-          <w:numId w:val="2"/>
-        </w:numPr>
-        <w:spacing w:after="64"/>
-      </w:pPr>
-      <w:r>
-        <w:rPr>
-          <w:color w:val="1A1D21"/>
-          <w:sz w:val="20"/>
-          <w:szCs w:val="20"/>
-        </w:rPr>
-        <w:t xml:space="preserve">MUST raise the objection that would invalidate the position, not the most easily answered.</w:t>
-      </w:r>
-    </w:p>
-    <w:p>
-      <w:pPr>
-        <w:pStyle w:val="ListParagraph"/>
-        <w:numPr>
-          <w:ilvl w:val="0"/>
-          <w:numId w:val="2"/>
-        </w:numPr>
-        <w:spacing w:after="64"/>
-      </w:pPr>
-      <w:r>
-        <w:rPr>
-          <w:color w:val="1A1D21"/>
-          <w:sz w:val="20"/>
-          <w:szCs w:val="20"/>
-        </w:rPr>
-        <w:t xml:space="preserve">MUST name the condition under which the position fails.</w:t>
-      </w:r>
-    </w:p>
-    <w:p>
-      <w:pPr>
-        <w:pStyle w:val="ListParagraph"/>
-        <w:numPr>
-          <w:ilvl w:val="0"/>
-          <w:numId w:val="2"/>
-        </w:numPr>
-        <w:spacing w:after="64"/>
-      </w:pPr>
-      <w:r>
-        <w:rPr>
-          <w:color w:val="1A1D21"/>
-          <w:sz w:val="20"/>
-          <w:szCs w:val="20"/>
-        </w:rPr>
-        <w:t xml:space="preserve">MUST state that a position holds, and on what basis, where it does.</w:t>
-      </w:r>
-    </w:p>
-    <w:p>
-      <w:pPr>
-        <w:pStyle w:val="ListParagraph"/>
-        <w:numPr>
-          <w:ilvl w:val="0"/>
-          <w:numId w:val="2"/>
-        </w:numPr>
-        <w:spacing w:after="64"/>
-      </w:pPr>
-      <w:r>
-        <w:rPr>
-          <w:color w:val="1A1D21"/>
-          <w:sz w:val="20"/>
-          <w:szCs w:val="20"/>
-        </w:rPr>
-        <w:t xml:space="preserve">MUST raise exactly one objection per round.</w:t>
-      </w:r>
-    </w:p>
-    <w:p>
-      <w:pPr>
-        <w:pStyle w:val="ListParagraph"/>
-        <w:numPr>
-          <w:ilvl w:val="0"/>
-          <w:numId w:val="2"/>
-        </w:numPr>
-        <w:spacing w:after="64"/>
-      </w:pPr>
-      <w:r>
-        <w:rPr>
-          <w:color w:val="1A1D21"/>
-          <w:sz w:val="20"/>
-          <w:szCs w:val="20"/>
-        </w:rPr>
-        <w:t xml:space="preserve">MUST NOT propose the alternative.</w:t>
-      </w:r>
-    </w:p>
-    <w:p>
-      <w:pPr>
-        <w:spacing w:after="52" w:before="145"/>
-      </w:pPr>
-      <w:r>
-        <w:rPr>
-          <w:b/>
-          <w:bCs/>
-          <w:color w:val="5C6670"/>
-          <w:spacing w:val="22"/>
-          <w:sz w:val="16"/>
-          <w:szCs w:val="16"/>
-        </w:rPr>
-        <w:t xml:space="preserve">VERIFICATION</w:t>
-      </w:r>
-    </w:p>
-    <w:p>
-      <w:pPr>
-        <w:spacing w:after="120" w:before="0"/>
-      </w:pPr>
-      <w:r>
-        <w:rPr>
-          <w:color w:val="1A1D21"/>
-          <w:sz w:val="21"/>
-          <w:szCs w:val="21"/>
-        </w:rPr>
-        <w:t xml:space="preserve">Hub on return. Whether the objections materially altered the recommendation.</w:t>
-      </w:r>
-    </w:p>
-    <w:p>
-      <w:pPr>
-        <w:spacing w:after="52" w:before="145"/>
-      </w:pPr>
-      <w:r>
-        <w:rPr>
-          <w:b/>
-          <w:bCs/>
-          <w:color w:val="9D3A2E"/>
-          <w:spacing w:val="22"/>
-          <w:sz w:val="16"/>
-          <w:szCs w:val="16"/>
-        </w:rPr>
-        <w:t xml:space="preserve">CATEGORY A — AUTO-FAIL, IMMEDIATE REJECTION</w:t>
-      </w:r>
-    </w:p>
-    <w:p>
-      <w:pPr>
-        <w:pStyle w:val="ListParagraph"/>
-        <w:numPr>
-          <w:ilvl w:val="0"/>
-          <w:numId w:val="3"/>
-        </w:numPr>
-        <w:spacing w:after="64"/>
-      </w:pPr>
-      <w:r>
-        <w:rPr>
-          <w:color w:val="9D3A2E"/>
-          <w:sz w:val="20"/>
-          <w:szCs w:val="20"/>
-        </w:rPr>
-        <w:t xml:space="preserve">An objection constructed to demonstrate rigour.</w:t>
-      </w:r>
-    </w:p>
-    <w:p>
-      <w:pPr>
-        <w:pStyle w:val="ListParagraph"/>
-        <w:numPr>
-          <w:ilvl w:val="0"/>
-          <w:numId w:val="3"/>
-        </w:numPr>
-        <w:spacing w:after="64"/>
-      </w:pPr>
-      <w:r>
-        <w:rPr>
-          <w:color w:val="9D3A2E"/>
-          <w:sz w:val="20"/>
-          <w:szCs w:val="20"/>
-        </w:rPr>
-        <w:t xml:space="preserve">Proposing the alternative.</w:t>
-      </w:r>
-    </w:p>
-    <w:p>
-      <w:pPr>
-        <w:spacing w:after="52" w:before="145"/>
-      </w:pPr>
-      <w:r>
-        <w:rPr>
-          <w:b/>
-          <w:bCs/>
-          <w:color w:val="8A5A0B"/>
-          <w:spacing w:val="22"/>
-          <w:sz w:val="16"/>
-          <w:szCs w:val="16"/>
-        </w:rPr>
-        <w:t xml:space="preserve">CATEGORY B — RECOVERABLE, RETURNED THROUGH THE FIX LOOP</w:t>
-      </w:r>
-    </w:p>
-    <w:p>
-      <w:pPr>
-        <w:pStyle w:val="ListParagraph"/>
-        <w:numPr>
-          <w:ilvl w:val="0"/>
-          <w:numId w:val="4"/>
-        </w:numPr>
-        <w:spacing w:after="64"/>
-      </w:pPr>
-      <w:r>
-        <w:rPr>
-          <w:color w:val="8A5A0B"/>
-          <w:sz w:val="20"/>
-          <w:szCs w:val="20"/>
-        </w:rPr>
-        <w:t xml:space="preserve">Multiple minor objections in place of the material one.</w:t>
-      </w:r>
-    </w:p>
-    <w:p>
-      <w:pPr>
-        <w:pStyle w:val="ListParagraph"/>
-        <w:numPr>
-          <w:ilvl w:val="0"/>
-          <w:numId w:val="4"/>
-        </w:numPr>
-        <w:spacing w:after="64"/>
-      </w:pPr>
-      <w:r>
-        <w:rPr>
-          <w:color w:val="8A5A0B"/>
-          <w:sz w:val="20"/>
-          <w:szCs w:val="20"/>
-        </w:rPr>
-        <w:t xml:space="preserve">An objection without its failure condition.</w:t>
-      </w:r>
-    </w:p>
-    <w:p>
-      <w:pPr>
-        <w:spacing w:after="52" w:before="145"/>
-      </w:pPr>
-      <w:r>
-        <w:rPr>
-          <w:b/>
-          <w:bCs/>
-          <w:color w:val="5C6670"/>
-          <w:spacing w:val="22"/>
-          <w:sz w:val="16"/>
-          <w:szCs w:val="16"/>
-        </w:rPr>
-        <w:t xml:space="preserve">CATEGORY C — ADVISORY</w:t>
-      </w:r>
-    </w:p>
-    <w:p>
-      <w:pPr>
-        <w:pStyle w:val="ListParagraph"/>
-        <w:numPr>
-          <w:ilvl w:val="0"/>
-          <w:numId w:val="5"/>
-        </w:numPr>
-        <w:spacing w:after="64"/>
-      </w:pPr>
-      <w:r>
-        <w:rPr>
-          <w:color w:val="5C6670"/>
-          <w:sz w:val="20"/>
-          <w:szCs w:val="20"/>
-        </w:rPr>
-        <w:t xml:space="preserve">Deference in phrasing.</w:t>
-      </w:r>
-    </w:p>
-    <w:p>
-      <w:pPr>
-        <w:spacing w:after="52" w:before="145"/>
-      </w:pPr>
-      <w:r>
-        <w:rPr>
-          <w:b/>
-          <w:bCs/>
-          <w:color w:val="5C6670"/>
-          <w:spacing w:val="22"/>
-          <w:sz w:val="16"/>
-          <w:szCs w:val="16"/>
-        </w:rPr>
-        <w:t xml:space="preserve">OUTPUT SCHEMA</w:t>
-      </w:r>
-    </w:p>
-    <w:p>
-      <w:pPr>
-        <w:spacing w:after="120" w:before="0"/>
-      </w:pPr>
-      <w:r>
-        <w:rPr>
-          <w:color w:val="1A1D21"/>
-          <w:sz w:val="21"/>
-          <w:szCs w:val="21"/>
-        </w:rPr>
-        <w:t xml:space="preserve">Declared override: one objection with its failure condition, or a stated basis on which the position holds.</w:t>
-      </w:r>
-    </w:p>
-    <w:p>
-      <w:pPr>
-        <w:pBdr>
-          <w:bottom w:val="single" w:color="C8CDD4" w:sz="6"/>
-        </w:pBdr>
-        <w:spacing w:after="180" w:before="105"/>
-      </w:pPr>
-      <w:r>
-        <w:t xml:space="preserve"/>
-      </w:r>
-    </w:p>
-    <w:p>
-      <w:pPr>
-        <w:pStyle w:val="Heading2"/>
-        <w:spacing w:after="28" w:before="290"/>
-      </w:pPr>
-      <w:r>
-        <w:rPr>
-          <w:rFonts w:ascii="Consolas" w:cs="Consolas" w:eastAsia="Consolas" w:hAnsi="Consolas"/>
-          <w:b/>
-          <w:bCs/>
-          <w:color w:val="1A1D21"/>
-          <w:sz w:val="25"/>
-          <w:szCs w:val="25"/>
-        </w:rPr>
-        <w:t xml:space="preserve">observer</w:t>
-      </w:r>
-    </w:p>
-    <w:p>
-      <w:pPr>
-        <w:spacing w:after="100" w:before="0"/>
-      </w:pPr>
-      <w:r>
-        <w:rPr>
-          <w:rFonts w:ascii="Consolas" w:cs="Consolas" w:eastAsia="Consolas" w:hAnsi="Consolas"/>
-          <w:color w:val="5C6670"/>
-          <w:sz w:val="17"/>
-          <w:szCs w:val="17"/>
-        </w:rPr>
-        <w:t xml:space="preserve">cheap tier, read-only   ·   pool: observer_readonly</w:t>
-      </w:r>
-    </w:p>
-    <w:p>
-      <w:pPr>
-        <w:spacing w:after="52" w:before="145"/>
-      </w:pPr>
-      <w:r>
-        <w:rPr>
-          <w:b/>
-          <w:bCs/>
-          <w:color w:val="5C6670"/>
-          <w:spacing w:val="22"/>
-          <w:sz w:val="16"/>
-          <w:szCs w:val="16"/>
-        </w:rPr>
-        <w:t xml:space="preserve">REQUIREMENTS</w:t>
-      </w:r>
-    </w:p>
-    <w:p>
-      <w:pPr>
-        <w:pStyle w:val="ListParagraph"/>
-        <w:numPr>
-          <w:ilvl w:val="0"/>
-          <w:numId w:val="2"/>
-        </w:numPr>
-        <w:spacing w:after="64"/>
-      </w:pPr>
-      <w:r>
-        <w:rPr>
-          <w:color w:val="1A1D21"/>
-          <w:sz w:val="20"/>
-          <w:szCs w:val="20"/>
-        </w:rPr>
-        <w:t xml:space="preserve">MUST report only where one of the five defined thresholds is crossed.</w:t>
-      </w:r>
-    </w:p>
-    <w:p>
-      <w:pPr>
-        <w:pStyle w:val="ListParagraph"/>
-        <w:numPr>
-          <w:ilvl w:val="0"/>
-          <w:numId w:val="2"/>
-        </w:numPr>
-        <w:spacing w:after="64"/>
-      </w:pPr>
-      <w:r>
-        <w:rPr>
-          <w:color w:val="1A1D21"/>
-          <w:sz w:val="20"/>
-          <w:szCs w:val="20"/>
-        </w:rPr>
-        <w:t xml:space="preserve">MUST report a pattern below threshold as an emerging signal, and MUST NOT escalate it.</w:t>
-      </w:r>
-    </w:p>
-    <w:p>
-      <w:pPr>
-        <w:pStyle w:val="ListParagraph"/>
-        <w:numPr>
-          <w:ilvl w:val="0"/>
-          <w:numId w:val="2"/>
-        </w:numPr>
-        <w:spacing w:after="64"/>
-      </w:pPr>
-      <w:r>
-        <w:rPr>
-          <w:color w:val="1A1D21"/>
-          <w:sz w:val="20"/>
-          <w:szCs w:val="20"/>
-        </w:rPr>
-        <w:t xml:space="preserve">MUST report absence of knowledge as a finding in its own right.</w:t>
-      </w:r>
-    </w:p>
-    <w:p>
-      <w:pPr>
-        <w:pStyle w:val="ListParagraph"/>
-        <w:numPr>
-          <w:ilvl w:val="0"/>
-          <w:numId w:val="2"/>
-        </w:numPr>
-        <w:spacing w:after="64"/>
-      </w:pPr>
-      <w:r>
-        <w:rPr>
-          <w:color w:val="1A1D21"/>
-          <w:sz w:val="20"/>
-          <w:szCs w:val="20"/>
-        </w:rPr>
-        <w:t xml:space="preserve">MUST name the threshold met and the records that met it.</w:t>
-      </w:r>
-    </w:p>
-    <w:p>
-      <w:pPr>
-        <w:pStyle w:val="ListParagraph"/>
-        <w:numPr>
-          <w:ilvl w:val="0"/>
-          <w:numId w:val="2"/>
-        </w:numPr>
-        <w:spacing w:after="64"/>
-      </w:pPr>
-      <w:r>
-        <w:rPr>
-          <w:color w:val="1A1D21"/>
-          <w:sz w:val="20"/>
-          <w:szCs w:val="20"/>
-        </w:rPr>
-        <w:t xml:space="preserve">MUST NOT lower a threshold to produce a finding.</w:t>
-      </w:r>
-    </w:p>
-    <w:p>
-      <w:pPr>
-        <w:pStyle w:val="ListParagraph"/>
-        <w:numPr>
-          <w:ilvl w:val="0"/>
-          <w:numId w:val="2"/>
-        </w:numPr>
-        <w:spacing w:after="64"/>
-      </w:pPr>
-      <w:r>
-        <w:rPr>
-          <w:color w:val="1A1D21"/>
-          <w:sz w:val="20"/>
-          <w:szCs w:val="20"/>
-        </w:rPr>
-        <w:t xml:space="preserve">MUST NOT write to any table, join routing, or recommend that any worker alter its behaviour.</w:t>
-      </w:r>
-    </w:p>
-    <w:p>
-      <w:pPr>
-        <w:spacing w:after="52" w:before="145"/>
-      </w:pPr>
-      <w:r>
-        <w:rPr>
-          <w:b/>
-          <w:bCs/>
-          <w:color w:val="5C6670"/>
-          <w:spacing w:val="22"/>
-          <w:sz w:val="16"/>
-          <w:szCs w:val="16"/>
-        </w:rPr>
-        <w:t xml:space="preserve">VERIFICATION</w:t>
-      </w:r>
-    </w:p>
-    <w:p>
-      <w:pPr>
-        <w:spacing w:after="120" w:before="0"/>
-      </w:pPr>
-      <w:r>
-        <w:rPr>
-          <w:color w:val="1A1D21"/>
-          <w:sz w:val="21"/>
-          <w:szCs w:val="21"/>
-        </w:rPr>
-        <w:t xml:space="preserve">Thresholds are expressed in SQL with values drawn from configuration. The query determines; Observer states what the records mean.</w:t>
-      </w:r>
-    </w:p>
-    <w:p>
-      <w:pPr>
-        <w:spacing w:after="52" w:before="145"/>
-      </w:pPr>
-      <w:r>
-        <w:rPr>
-          <w:b/>
-          <w:bCs/>
-          <w:color w:val="9D3A2E"/>
-          <w:spacing w:val="22"/>
-          <w:sz w:val="16"/>
-          <w:szCs w:val="16"/>
-        </w:rPr>
-        <w:t xml:space="preserve">CATEGORY A — AUTO-FAIL, IMMEDIATE REJECTION</w:t>
-      </w:r>
-    </w:p>
-    <w:p>
-      <w:pPr>
-        <w:pStyle w:val="ListParagraph"/>
-        <w:numPr>
-          <w:ilvl w:val="0"/>
-          <w:numId w:val="3"/>
-        </w:numPr>
-        <w:spacing w:after="64"/>
-      </w:pPr>
-      <w:r>
-        <w:rPr>
-          <w:color w:val="9D3A2E"/>
-          <w:sz w:val="20"/>
-          <w:szCs w:val="20"/>
-        </w:rPr>
-        <w:t xml:space="preserve">Any write.</w:t>
-      </w:r>
-    </w:p>
-    <w:p>
-      <w:pPr>
-        <w:pStyle w:val="ListParagraph"/>
-        <w:numPr>
-          <w:ilvl w:val="0"/>
-          <w:numId w:val="3"/>
-        </w:numPr>
-        <w:spacing w:after="64"/>
-      </w:pPr>
-      <w:r>
-        <w:rPr>
-          <w:color w:val="9D3A2E"/>
-          <w:sz w:val="20"/>
-          <w:szCs w:val="20"/>
-        </w:rPr>
-        <w:t xml:space="preserve">Lowering a threshold.</w:t>
-      </w:r>
-    </w:p>
-    <w:p>
-      <w:pPr>
-        <w:pStyle w:val="ListParagraph"/>
-        <w:numPr>
-          <w:ilvl w:val="0"/>
-          <w:numId w:val="3"/>
-        </w:numPr>
-        <w:spacing w:after="64"/>
-      </w:pPr>
-      <w:r>
-        <w:rPr>
-          <w:color w:val="9D3A2E"/>
-          <w:sz w:val="20"/>
-          <w:szCs w:val="20"/>
-        </w:rPr>
-        <w:t xml:space="preserve">Recommending a behavioural change.</w:t>
-      </w:r>
-    </w:p>
-    <w:p>
-      <w:pPr>
-        <w:pStyle w:val="ListParagraph"/>
-        <w:numPr>
-          <w:ilvl w:val="0"/>
-          <w:numId w:val="3"/>
-        </w:numPr>
-        <w:spacing w:after="64"/>
-      </w:pPr>
-      <w:r>
-        <w:rPr>
-          <w:color w:val="9D3A2E"/>
-          <w:sz w:val="20"/>
-          <w:szCs w:val="20"/>
-        </w:rPr>
-        <w:t xml:space="preserve">Reporting missing information as no issue.</w:t>
-      </w:r>
-    </w:p>
-    <w:p>
-      <w:pPr>
-        <w:spacing w:after="52" w:before="145"/>
-      </w:pPr>
-      <w:r>
-        <w:rPr>
-          <w:b/>
-          <w:bCs/>
-          <w:color w:val="8A5A0B"/>
-          <w:spacing w:val="22"/>
-          <w:sz w:val="16"/>
-          <w:szCs w:val="16"/>
-        </w:rPr>
-        <w:t xml:space="preserve">CATEGORY B — RECOVERABLE, RETURNED THROUGH THE FIX LOOP</w:t>
-      </w:r>
-    </w:p>
-    <w:p>
-      <w:pPr>
-        <w:pStyle w:val="ListParagraph"/>
-        <w:numPr>
-          <w:ilvl w:val="0"/>
-          <w:numId w:val="4"/>
-        </w:numPr>
-        <w:spacing w:after="64"/>
-      </w:pPr>
-      <w:r>
-        <w:rPr>
-          <w:color w:val="8A5A0B"/>
-          <w:sz w:val="20"/>
-          <w:szCs w:val="20"/>
-        </w:rPr>
-        <w:t xml:space="preserve">A finding without its threshold named.</w:t>
-      </w:r>
-    </w:p>
-    <w:p>
-      <w:pPr>
-        <w:pStyle w:val="ListParagraph"/>
-        <w:numPr>
-          <w:ilvl w:val="0"/>
-          <w:numId w:val="4"/>
-        </w:numPr>
-        <w:spacing w:after="64"/>
-      </w:pPr>
-      <w:r>
-        <w:rPr>
-          <w:color w:val="8A5A0B"/>
-          <w:sz w:val="20"/>
-          <w:szCs w:val="20"/>
-        </w:rPr>
-        <w:t xml:space="preserve">An emerging signal escalated.</w:t>
-      </w:r>
-    </w:p>
-    <w:p>
-      <w:pPr>
-        <w:spacing w:after="52" w:before="145"/>
-      </w:pPr>
-      <w:r>
-        <w:rPr>
-          <w:b/>
-          <w:bCs/>
-          <w:color w:val="5C6670"/>
-          <w:spacing w:val="22"/>
-          <w:sz w:val="16"/>
-          <w:szCs w:val="16"/>
-        </w:rPr>
-        <w:t xml:space="preserve">CATEGORY C — ADVISORY</w:t>
-      </w:r>
-    </w:p>
-    <w:p>
-      <w:pPr>
-        <w:pStyle w:val="ListParagraph"/>
-        <w:numPr>
-          <w:ilvl w:val="0"/>
-          <w:numId w:val="5"/>
-        </w:numPr>
-        <w:spacing w:after="64"/>
-      </w:pPr>
-      <w:r>
-        <w:rPr>
-          <w:color w:val="5C6670"/>
-          <w:sz w:val="20"/>
-          <w:szCs w:val="20"/>
-        </w:rPr>
-        <w:t xml:space="preserve">Excessive historical narration.</w:t>
-      </w:r>
-    </w:p>
-    <w:p>
-      <w:pPr>
-        <w:spacing w:after="52" w:before="145"/>
-      </w:pPr>
-      <w:r>
-        <w:rPr>
-          <w:b/>
-          <w:bCs/>
-          <w:color w:val="5C6670"/>
-          <w:spacing w:val="22"/>
-          <w:sz w:val="16"/>
-          <w:szCs w:val="16"/>
-        </w:rPr>
-        <w:t xml:space="preserve">OUTPUT SCHEMA</w:t>
-      </w:r>
-    </w:p>
-    <w:p>
-      <w:pPr>
-        <w:spacing w:after="120" w:before="0"/>
-      </w:pPr>
-      <w:r>
-        <w:rPr>
-          <w:color w:val="1A1D21"/>
-          <w:sz w:val="21"/>
-          <w:szCs w:val="21"/>
-        </w:rPr>
-        <w:t xml:space="preserve">Declared override: finding, threshold met, evidence identifiers, confidence, affected workers, and one line on why it matters. No recommendation.</w:t>
-      </w:r>
-    </w:p>
-    <w:p>
-      <w:pPr>
-        <w:pBdr>
-          <w:bottom w:val="single" w:color="C8CDD4" w:sz="6"/>
-        </w:pBdr>
-        <w:spacing w:after="180" w:before="105"/>
-      </w:pPr>
-      <w:r>
-        <w:t xml:space="preserve"/>
-      </w:r>
-    </w:p>
-    <w:p>
-      <w:pPr>
-        <w:pStyle w:val="Heading2"/>
-        <w:spacing w:after="28" w:before="290"/>
-      </w:pPr>
-      <w:r>
-        <w:rPr>
-          <w:rFonts w:ascii="Consolas" w:cs="Consolas" w:eastAsia="Consolas" w:hAnsi="Consolas"/>
-          <w:b/>
-          <w:bCs/>
-          <w:color w:val="1A1D21"/>
-          <w:sz w:val="25"/>
-          <w:szCs w:val="25"/>
-        </w:rPr>
-        <w:t xml:space="preserve">watcher</w:t>
-      </w:r>
-    </w:p>
-    <w:p>
-      <w:pPr>
-        <w:spacing w:after="100" w:before="0"/>
-      </w:pPr>
-      <w:r>
-        <w:rPr>
-          <w:rFonts w:ascii="Consolas" w:cs="Consolas" w:eastAsia="Consolas" w:hAnsi="Consolas"/>
-          <w:color w:val="5C6670"/>
-          <w:sz w:val="17"/>
-          <w:szCs w:val="17"/>
-        </w:rPr>
-        <w:t xml:space="preserve">cheap tier   ·   pool: none — record only</w:t>
-      </w:r>
-    </w:p>
-    <w:p>
-      <w:pPr>
-        <w:spacing w:after="52" w:before="145"/>
-      </w:pPr>
-      <w:r>
-        <w:rPr>
-          <w:b/>
-          <w:bCs/>
-          <w:color w:val="5C6670"/>
-          <w:spacing w:val="22"/>
-          <w:sz w:val="16"/>
-          <w:szCs w:val="16"/>
-        </w:rPr>
-        <w:t xml:space="preserve">REQUIREMENTS</w:t>
-      </w:r>
-    </w:p>
-    <w:p>
-      <w:pPr>
-        <w:pStyle w:val="ListParagraph"/>
-        <w:numPr>
-          <w:ilvl w:val="0"/>
-          <w:numId w:val="2"/>
-        </w:numPr>
-        <w:spacing w:after="64"/>
-      </w:pPr>
-      <w:r>
-        <w:rPr>
-          <w:color w:val="1A1D21"/>
-          <w:sz w:val="20"/>
-          <w:szCs w:val="20"/>
-        </w:rPr>
-        <w:t xml:space="preserve">MUST be supplied the request, the action records, the audit entries and the raw tool output.</w:t>
-      </w:r>
-    </w:p>
-    <w:p>
-      <w:pPr>
-        <w:pStyle w:val="ListParagraph"/>
-        <w:numPr>
-          <w:ilvl w:val="0"/>
-          <w:numId w:val="2"/>
-        </w:numPr>
-        <w:spacing w:after="64"/>
-      </w:pPr>
-      <w:r>
-        <w:rPr>
-          <w:color w:val="1A1D21"/>
-          <w:sz w:val="20"/>
-          <w:szCs w:val="20"/>
-        </w:rPr>
-        <w:t xml:space="preserve">MUST NOT be supplied the performing worker’s own account. A run containing it is void.</w:t>
-      </w:r>
-    </w:p>
-    <w:p>
-      <w:pPr>
-        <w:pStyle w:val="ListParagraph"/>
-        <w:numPr>
-          <w:ilvl w:val="0"/>
-          <w:numId w:val="2"/>
-        </w:numPr>
-        <w:spacing w:after="64"/>
-      </w:pPr>
-      <w:r>
-        <w:rPr>
-          <w:color w:val="1A1D21"/>
-          <w:sz w:val="20"/>
-          <w:szCs w:val="20"/>
-        </w:rPr>
-        <w:t xml:space="preserve">MUST list only actions holding a matching record.</w:t>
-      </w:r>
-    </w:p>
-    <w:p>
-      <w:pPr>
-        <w:pStyle w:val="ListParagraph"/>
-        <w:numPr>
-          <w:ilvl w:val="0"/>
-          <w:numId w:val="2"/>
-        </w:numPr>
-        <w:spacing w:after="64"/>
-      </w:pPr>
-      <w:r>
-        <w:rPr>
-          <w:color w:val="1A1D21"/>
-          <w:sz w:val="20"/>
-          <w:szCs w:val="20"/>
-        </w:rPr>
-        <w:t xml:space="preserve">MUST list anything requested with no record of attempt as not performed.</w:t>
-      </w:r>
-    </w:p>
-    <w:p>
-      <w:pPr>
-        <w:pStyle w:val="ListParagraph"/>
-        <w:numPr>
-          <w:ilvl w:val="0"/>
-          <w:numId w:val="2"/>
-        </w:numPr>
-        <w:spacing w:after="64"/>
-      </w:pPr>
-      <w:r>
-        <w:rPr>
-          <w:color w:val="1A1D21"/>
-          <w:sz w:val="20"/>
-          <w:szCs w:val="20"/>
-        </w:rPr>
-        <w:t xml:space="preserve">MUST list anything the record leaves ambiguous as unverifiable.</w:t>
-      </w:r>
-    </w:p>
-    <w:p>
-      <w:pPr>
-        <w:pStyle w:val="ListParagraph"/>
-        <w:numPr>
-          <w:ilvl w:val="0"/>
-          <w:numId w:val="2"/>
-        </w:numPr>
-        <w:spacing w:after="64"/>
-      </w:pPr>
-      <w:r>
-        <w:rPr>
-          <w:color w:val="1A1D21"/>
-          <w:sz w:val="20"/>
-          <w:szCs w:val="20"/>
-        </w:rPr>
-        <w:t xml:space="preserve">MUST NOT infer that an action occurred because it ordinarily would.</w:t>
-      </w:r>
-    </w:p>
-    <w:p>
-      <w:pPr>
-        <w:spacing w:after="52" w:before="145"/>
-      </w:pPr>
-      <w:r>
-        <w:rPr>
-          <w:b/>
-          <w:bCs/>
-          <w:color w:val="5C6670"/>
-          <w:spacing w:val="22"/>
-          <w:sz w:val="16"/>
-          <w:szCs w:val="16"/>
-        </w:rPr>
-        <w:t xml:space="preserve">VERIFICATION</w:t>
-      </w:r>
-    </w:p>
-    <w:p>
-      <w:pPr>
-        <w:spacing w:after="120" w:before="0"/>
-      </w:pPr>
-      <w:r>
-        <w:rPr>
-          <w:color w:val="1A1D21"/>
-          <w:sz w:val="21"/>
-          <w:szCs w:val="21"/>
-        </w:rPr>
-        <w:t xml:space="preserve">reconcile(), deterministic, comparing its account against the worker’s field by field.</w:t>
-      </w:r>
-    </w:p>
-    <w:p>
-      <w:pPr>
-        <w:spacing w:after="52" w:before="145"/>
-      </w:pPr>
-      <w:r>
-        <w:rPr>
-          <w:b/>
-          <w:bCs/>
-          <w:color w:val="9D3A2E"/>
-          <w:spacing w:val="22"/>
-          <w:sz w:val="16"/>
-          <w:szCs w:val="16"/>
-        </w:rPr>
-        <w:t xml:space="preserve">CATEGORY A — AUTO-FAIL, IMMEDIATE REJECTION</w:t>
-      </w:r>
-    </w:p>
-    <w:p>
-      <w:pPr>
-        <w:pStyle w:val="ListParagraph"/>
-        <w:numPr>
-          <w:ilvl w:val="0"/>
-          <w:numId w:val="3"/>
-        </w:numPr>
-        <w:spacing w:after="64"/>
-      </w:pPr>
-      <w:r>
-        <w:rPr>
-          <w:color w:val="9D3A2E"/>
-          <w:sz w:val="20"/>
-          <w:szCs w:val="20"/>
-        </w:rPr>
-        <w:t xml:space="preserve">Sight of the account under examination.</w:t>
-      </w:r>
-    </w:p>
-    <w:p>
-      <w:pPr>
-        <w:pStyle w:val="ListParagraph"/>
-        <w:numPr>
-          <w:ilvl w:val="0"/>
-          <w:numId w:val="3"/>
-        </w:numPr>
-        <w:spacing w:after="64"/>
-      </w:pPr>
-      <w:r>
-        <w:rPr>
-          <w:color w:val="9D3A2E"/>
-          <w:sz w:val="20"/>
-          <w:szCs w:val="20"/>
-        </w:rPr>
-        <w:t xml:space="preserve">Inferring an unrecorded action.</w:t>
-      </w:r>
-    </w:p>
-    <w:p>
-      <w:pPr>
-        <w:spacing w:after="52" w:before="145"/>
-      </w:pPr>
-      <w:r>
-        <w:rPr>
-          <w:b/>
-          <w:bCs/>
-          <w:color w:val="8A5A0B"/>
-          <w:spacing w:val="22"/>
-          <w:sz w:val="16"/>
-          <w:szCs w:val="16"/>
-        </w:rPr>
-        <w:t xml:space="preserve">CATEGORY B — RECOVERABLE, RETURNED THROUGH THE FIX LOOP</w:t>
-      </w:r>
-    </w:p>
-    <w:p>
-      <w:pPr>
-        <w:pStyle w:val="ListParagraph"/>
-        <w:numPr>
-          <w:ilvl w:val="0"/>
-          <w:numId w:val="4"/>
-        </w:numPr>
-        <w:spacing w:after="64"/>
-      </w:pPr>
-      <w:r>
-        <w:rPr>
-          <w:color w:val="8A5A0B"/>
-          <w:sz w:val="20"/>
-          <w:szCs w:val="20"/>
-        </w:rPr>
-        <w:t xml:space="preserve">Assessing quality in place of stating the record.</w:t>
-      </w:r>
-    </w:p>
-    <w:p>
-      <w:pPr>
-        <w:pStyle w:val="ListParagraph"/>
-        <w:numPr>
-          <w:ilvl w:val="0"/>
-          <w:numId w:val="4"/>
-        </w:numPr>
-        <w:spacing w:after="64"/>
-      </w:pPr>
-      <w:r>
-        <w:rPr>
-          <w:color w:val="8A5A0B"/>
-          <w:sz w:val="20"/>
-          <w:szCs w:val="20"/>
-        </w:rPr>
-        <w:t xml:space="preserve">An action listed without its record.</w:t>
-      </w:r>
-    </w:p>
-    <w:p>
-      <w:pPr>
-        <w:spacing w:after="52" w:before="145"/>
-      </w:pPr>
-      <w:r>
-        <w:rPr>
-          <w:b/>
-          <w:bCs/>
-          <w:color w:val="5C6670"/>
-          <w:spacing w:val="22"/>
-          <w:sz w:val="16"/>
-          <w:szCs w:val="16"/>
-        </w:rPr>
-        <w:t xml:space="preserve">CATEGORY C — ADVISORY</w:t>
-      </w:r>
-    </w:p>
-    <w:p>
-      <w:pPr>
-        <w:pStyle w:val="ListParagraph"/>
-        <w:numPr>
-          <w:ilvl w:val="0"/>
-          <w:numId w:val="5"/>
-        </w:numPr>
-        <w:spacing w:after="64"/>
-      </w:pPr>
-      <w:r>
-        <w:rPr>
-          <w:color w:val="5C6670"/>
-          <w:sz w:val="20"/>
-          <w:szCs w:val="20"/>
-        </w:rPr>
-        <w:t xml:space="preserve">Restating the request at length.</w:t>
-      </w:r>
-    </w:p>
-    <w:p>
-      <w:pPr>
-        <w:spacing w:after="52" w:before="145"/>
-      </w:pPr>
-      <w:r>
-        <w:rPr>
-          <w:b/>
-          <w:bCs/>
-          <w:color w:val="5C6670"/>
-          <w:spacing w:val="22"/>
-          <w:sz w:val="16"/>
-          <w:szCs w:val="16"/>
-        </w:rPr>
-        <w:t xml:space="preserve">OUTPUT SCHEMA</w:t>
-      </w:r>
-    </w:p>
-    <w:p>
-      <w:pPr>
-        <w:spacing w:after="120" w:before="0"/>
-      </w:pPr>
-      <w:r>
-        <w:rPr>
-          <w:color w:val="1A1D21"/>
-          <w:sz w:val="21"/>
-          <w:szCs w:val="21"/>
-        </w:rPr>
         <w:t xml:space="preserve">Declared override: performed, not performed, unverifiable — the shape a worker returns, written from the record alone.</w:t>
-      </w:r>
-    </w:p>
-    <w:p>
-      <w:pPr>
-        <w:pBdr>
-          <w:bottom w:val="single" w:color="C8CDD4" w:sz="6"/>
-        </w:pBdr>
-        <w:spacing w:after="180" w:before="105"/>
-      </w:pPr>
-      <w:r>
-        <w:t xml:space="preserve"/>
-      </w:r>
-    </w:p>
-    <w:p>
-      <w:pPr>
-        <w:pBdr>
-          <w:bottom w:val="single" w:color="1A1D21" w:sz="12"/>
-        </w:pBdr>
-        <w:spacing w:after="58" w:before="400"/>
-      </w:pPr>
-      <w:r>
-        <w:rPr>
-          <w:b/>
-          <w:bCs/>
-          <w:color w:val="8A5A0B"/>
-          <w:spacing w:val="30"/>
-          <w:sz w:val="18"/>
-          <w:szCs w:val="18"/>
-        </w:rPr>
-        <w:t xml:space="preserve">GROUP D — NAMED, SCOPE OUTSTANDING</w:t>
-      </w:r>
-    </w:p>
-    <w:p>
-      <w:pPr>
-        <w:pStyle w:val="Heading2"/>
-        <w:spacing w:after="28" w:before="290"/>
-      </w:pPr>
-      <w:r>
-        <w:rPr>
-          <w:rFonts w:ascii="Consolas" w:cs="Consolas" w:eastAsia="Consolas" w:hAnsi="Consolas"/>
-          <w:b/>
-          <w:bCs/>
-          <w:color w:val="1A1D21"/>
-          <w:sz w:val="25"/>
-          <w:szCs w:val="25"/>
-        </w:rPr>
-        <w:t xml:space="preserve">billing_agent</w:t>
-      </w:r>
-      <w:r>
-        <w:rPr>
-          <w:b/>
-          <w:bCs/>
-          <w:color w:val="8A5A0B"/>
-          <w:sz w:val="15"/>
-          <w:szCs w:val="15"/>
-        </w:rPr>
-        <w:t xml:space="preserve">   ◆ PRIORITY</w:t>
-      </w:r>
-    </w:p>
-    <w:p>
-      <w:pPr>
-        <w:spacing w:after="100" w:before="0"/>
-      </w:pPr>
-      <w:r>
-        <w:rPr>
-          <w:rFonts w:ascii="Consolas" w:cs="Consolas" w:eastAsia="Consolas" w:hAnsi="Consolas"/>
-          <w:color w:val="5C6670"/>
-          <w:sz w:val="17"/>
-          <w:szCs w:val="17"/>
-        </w:rPr>
-        <w:t xml:space="preserve">to be determined   ·   pool: to be determined</w:t>
-      </w:r>
-    </w:p>
-    <w:p>
-      <w:pPr>
-        <w:spacing w:after="52" w:before="145"/>
-      </w:pPr>
-      <w:r>
-        <w:rPr>
-          <w:b/>
-          <w:bCs/>
-          <w:color w:val="5C6670"/>
-          <w:spacing w:val="22"/>
-          <w:sz w:val="16"/>
-          <w:szCs w:val="16"/>
-        </w:rPr>
-        <w:t xml:space="preserve">REQUIREMENTS</w:t>
-      </w:r>
-    </w:p>
-    <w:p>
-      <w:pPr>
-        <w:pStyle w:val="ListParagraph"/>
-        <w:numPr>
-          <w:ilvl w:val="0"/>
-          <w:numId w:val="2"/>
-        </w:numPr>
-        <w:spacing w:after="64"/>
-      </w:pPr>
-      <w:r>
-        <w:rPr>
-          <w:color w:val="1A1D21"/>
-          <w:sz w:val="20"/>
-          <w:szCs w:val="20"/>
-        </w:rPr>
-        <w:t xml:space="preserve">MUST state figures only as supplied. It MUST NOT estimate to complete a document.</w:t>
-      </w:r>
-    </w:p>
-    <w:p>
-      <w:pPr>
-        <w:pStyle w:val="ListParagraph"/>
-        <w:numPr>
-          <w:ilvl w:val="0"/>
-          <w:numId w:val="2"/>
-        </w:numPr>
-        <w:spacing w:after="64"/>
-      </w:pPr>
-      <w:r>
-        <w:rPr>
-          <w:color w:val="1A1D21"/>
-          <w:sz w:val="20"/>
-          <w:szCs w:val="20"/>
-        </w:rPr>
-        <w:t xml:space="preserve">MUST route any quote or invoice reaching a third party through the permission layer, behind Sam’s authorisation.</w:t>
-      </w:r>
-    </w:p>
-    <w:p>
-      <w:pPr>
-        <w:pStyle w:val="ListParagraph"/>
-        <w:numPr>
-          <w:ilvl w:val="0"/>
-          <w:numId w:val="2"/>
-        </w:numPr>
-        <w:spacing w:after="64"/>
-      </w:pPr>
-      <w:r>
-        <w:rPr>
-          <w:color w:val="1A1D21"/>
-          <w:sz w:val="20"/>
-          <w:szCs w:val="20"/>
-        </w:rPr>
-        <w:t xml:space="preserve">MUST return through Hub. It MUST NOT reach Sam directly.</w:t>
-      </w:r>
-    </w:p>
-    <w:p>
-      <w:pPr>
-        <w:pStyle w:val="ListParagraph"/>
-        <w:numPr>
-          <w:ilvl w:val="0"/>
-          <w:numId w:val="2"/>
-        </w:numPr>
-        <w:spacing w:after="64"/>
-      </w:pPr>
-      <w:r>
-        <w:rPr>
-          <w:color w:val="1A1D21"/>
-          <w:sz w:val="20"/>
-          <w:szCs w:val="20"/>
-        </w:rPr>
-        <w:t xml:space="preserve">MUST hold no tool. It requests; the permission layer determines.</w:t>
-      </w:r>
-    </w:p>
-    <w:p>
-      <w:pPr>
-        <w:spacing w:after="52" w:before="145"/>
-      </w:pPr>
-      <w:r>
-        <w:rPr>
-          <w:b/>
-          <w:bCs/>
-          <w:color w:val="5C6670"/>
-          <w:spacing w:val="22"/>
-          <w:sz w:val="16"/>
-          <w:szCs w:val="16"/>
-        </w:rPr>
-        <w:t xml:space="preserve">VERIFICATION</w:t>
-      </w:r>
-    </w:p>
-    <w:p>
-      <w:pPr>
-        <w:spacing w:after="120" w:before="0"/>
-      </w:pPr>
-      <w:r>
-        <w:rPr>
-          <w:color w:val="1A1D21"/>
-          <w:sz w:val="21"/>
-          <w:szCs w:val="21"/>
-        </w:rPr>
-        <w:t xml:space="preserve">ground() against the request. The permission layer for every external effect.</w:t>
-      </w:r>
-    </w:p>
-    <w:p>
-      <w:pPr>
-        <w:spacing w:after="52" w:before="145"/>
-      </w:pPr>
-      <w:r>
-        <w:rPr>
-          <w:b/>
-          <w:bCs/>
-          <w:color w:val="9D3A2E"/>
-          <w:spacing w:val="22"/>
-          <w:sz w:val="16"/>
-          <w:szCs w:val="16"/>
-        </w:rPr>
-        <w:t xml:space="preserve">CATEGORY A — AUTO-FAIL, IMMEDIATE REJECTION</w:t>
-      </w:r>
-    </w:p>
-    <w:p>
-      <w:pPr>
-        <w:pStyle w:val="ListParagraph"/>
-        <w:numPr>
-          <w:ilvl w:val="0"/>
-          <w:numId w:val="3"/>
-        </w:numPr>
-        <w:spacing w:after="64"/>
-      </w:pPr>
-      <w:r>
-        <w:rPr>
-          <w:color w:val="9D3A2E"/>
-          <w:sz w:val="20"/>
-          <w:szCs w:val="20"/>
-        </w:rPr>
-        <w:t xml:space="preserve">An invented amount, rate or reference.</w:t>
-      </w:r>
-    </w:p>
-    <w:p>
-      <w:pPr>
-        <w:pStyle w:val="ListParagraph"/>
-        <w:numPr>
-          <w:ilvl w:val="0"/>
-          <w:numId w:val="3"/>
-        </w:numPr>
-        <w:spacing w:after="64"/>
-      </w:pPr>
-      <w:r>
-        <w:rPr>
-          <w:color w:val="9D3A2E"/>
-          <w:sz w:val="20"/>
-          <w:szCs w:val="20"/>
-        </w:rPr>
-        <w:t xml:space="preserve">A quote reaching a third party without authorisation.</w:t>
-      </w:r>
-    </w:p>
-    <w:p>
-      <w:pPr>
-        <w:spacing w:after="52" w:before="145"/>
-      </w:pPr>
-      <w:r>
-        <w:rPr>
-          <w:b/>
-          <w:bCs/>
-          <w:color w:val="8A5A0B"/>
-          <w:spacing w:val="22"/>
-          <w:sz w:val="16"/>
-          <w:szCs w:val="16"/>
-        </w:rPr>
-        <w:t xml:space="preserve">CATEGORY B — RECOVERABLE, RETURNED THROUGH THE FIX LOOP</w:t>
-      </w:r>
-    </w:p>
-    <w:p>
-      <w:pPr>
-        <w:pStyle w:val="ListParagraph"/>
-        <w:numPr>
-          <w:ilvl w:val="0"/>
-          <w:numId w:val="4"/>
-        </w:numPr>
-        <w:spacing w:after="64"/>
-      </w:pPr>
-      <w:r>
-        <w:rPr>
-          <w:color w:val="8A5A0B"/>
-          <w:sz w:val="20"/>
-          <w:szCs w:val="20"/>
-        </w:rPr>
-        <w:t xml:space="preserve">A figure stated without its source.</w:t>
-      </w:r>
-    </w:p>
-    <w:p>
-      <w:pPr>
-        <w:pStyle w:val="ListParagraph"/>
-        <w:numPr>
-          <w:ilvl w:val="0"/>
-          <w:numId w:val="4"/>
-        </w:numPr>
-        <w:spacing w:after="64"/>
-      </w:pPr>
-      <w:r>
-        <w:rPr>
-          <w:color w:val="8A5A0B"/>
-          <w:sz w:val="20"/>
-          <w:szCs w:val="20"/>
-        </w:rPr>
-        <w:t xml:space="preserve">An incomplete document returned as complete.</w:t>
-      </w:r>
-    </w:p>
-    <w:p>
-      <w:pPr>
-        <w:spacing w:after="52" w:before="145"/>
-      </w:pPr>
-      <w:r>
-        <w:rPr>
-          <w:b/>
-          <w:bCs/>
-          <w:color w:val="5C6670"/>
-          <w:spacing w:val="22"/>
-          <w:sz w:val="16"/>
-          <w:szCs w:val="16"/>
-        </w:rPr>
-        <w:t xml:space="preserve">CATEGORY C — ADVISORY</w:t>
-      </w:r>
-    </w:p>
-    <w:p>
-      <w:pPr>
-        <w:pStyle w:val="ListParagraph"/>
-        <w:numPr>
-          <w:ilvl w:val="0"/>
-          <w:numId w:val="5"/>
-        </w:numPr>
-        <w:spacing w:after="64"/>
-      </w:pPr>
-      <w:r>
-        <w:rPr>
-          <w:color w:val="5C6670"/>
-          <w:sz w:val="20"/>
-          <w:szCs w:val="20"/>
-        </w:rPr>
-        <w:t xml:space="preserve">Formatting inconsistency.</w:t>
-      </w:r>
-    </w:p>
-    <w:p>
-      <w:pPr>
-        <w:spacing w:after="52" w:before="145"/>
-      </w:pPr>
-      <w:r>
-        <w:rPr>
-          <w:b/>
-          <w:bCs/>
-          <w:color w:val="5C6670"/>
-          <w:spacing w:val="22"/>
-          <w:sz w:val="16"/>
-          <w:szCs w:val="16"/>
-        </w:rPr>
-        <w:t xml:space="preserve">OUTPUT SCHEMA</w:t>
-      </w:r>
-    </w:p>
-    <w:p>
-      <w:pPr>
-        <w:spacing w:after="120" w:before="0"/>
-      </w:pPr>
-      <w:r>
-        <w:rPr>
-          <w:color w:val="1A1D21"/>
-          <w:sz w:val="21"/>
-          <w:szCs w:val="21"/>
-        </w:rPr>
-        <w:t xml:space="preserve">Standard schema.</w:t>
       </w:r>
     </w:p>
     <w:p>

--- a/Command_Desk_Specification/03_Rubrics.docx
+++ b/Command_Desk_Specification/03_Rubrics.docx
@@ -57,7 +57,7 @@
           <w:sz w:val="16"/>
           <w:szCs w:val="16"/>
         </w:rPr>
-        <w:t xml:space="preserve">Document 03  ·  version 1.0  ·  3 August 2026  ·  one of four</w:t>
+        <w:t xml:space="preserve">Document 03  ·  version 1.0 — LOCKED  ·  3 August 2026  ·  one of seven</w:t>
       </w:r>
     </w:p>
     <w:p>
